--- a/downloads/정보처리기사 연습문제 총모음 정답포함.docx
+++ b/downloads/정보처리기사 연습문제 총모음 정답포함.docx
@@ -94,15 +94,7 @@
         <w:spacing w:before="200" w:after="100"/>
       </w:pPr>
       <w:r>
-        <w:t xml:space="preserve">Q1. 소프트웨어 생명 주기 모형 중, </w:t>
-      </w:r>
-      <w:proofErr w:type="spellStart"/>
-      <w:r>
-        <w:t>보헴</w:t>
-      </w:r>
-      <w:proofErr w:type="spellEnd"/>
-      <w:r>
-        <w:t>(Boehm)이 제안하였으며 위험 최소화를 목적으로 '계획 수립 → 위험 분석 → 개발 및 검증 → 고객 평가'의 절차를 반복하는 모형은?</w:t>
+        <w:t>Q1. 소프트웨어 생명 주기 모형 중, 보헴(Boehm)이 제안하였으며 위험 최소화를 목적으로 '계획 수립 → 위험 분석 → 개발 및 검증 → 고객 평가'의 절차를 반복하는 모형은?</w:t>
       </w:r>
     </w:p>
     <w:p>
@@ -134,15 +126,7 @@
         <w:spacing w:before="200" w:after="100"/>
       </w:pPr>
       <w:r>
-        <w:t>Q2. 애자일 방법론 중 XP(</w:t>
-      </w:r>
-      <w:proofErr w:type="spellStart"/>
-      <w:r>
-        <w:t>eXtreme</w:t>
-      </w:r>
-      <w:proofErr w:type="spellEnd"/>
-      <w:r>
-        <w:t xml:space="preserve"> Programming)의 5가지 핵심 가치를 모두 쓰시오.</w:t>
+        <w:t>Q2. 애자일 방법론 중 XP(eXtreme Programming)의 5가지 핵심 가치를 모두 쓰시오.</w:t>
       </w:r>
     </w:p>
     <w:p>
@@ -388,13 +372,8 @@
           </w:tcPr>
           <w:p>
             <w:r>
-              <w:t xml:space="preserve">(1) 제품 </w:t>
-            </w:r>
-            <w:proofErr w:type="spellStart"/>
-            <w:r>
-              <w:t>백로그</w:t>
-            </w:r>
-            <w:proofErr w:type="spellEnd"/>
+              <w:t>(1) 제품 백로그</w:t>
+            </w:r>
           </w:p>
         </w:tc>
         <w:tc>
@@ -535,15 +514,7 @@
         <w:spacing w:before="200" w:after="100"/>
       </w:pPr>
       <w:r>
-        <w:t xml:space="preserve">Q6. 요구사항 개발 프로세스를 순서대로 </w:t>
-      </w:r>
-      <w:proofErr w:type="spellStart"/>
-      <w:r>
-        <w:t>나열하시오</w:t>
-      </w:r>
-      <w:proofErr w:type="spellEnd"/>
-      <w:r>
-        <w:t>.</w:t>
+        <w:t>Q6. 요구사항 개발 프로세스를 순서대로 나열하시오.</w:t>
       </w:r>
     </w:p>
     <w:p>
@@ -567,9 +538,6 @@
           <w:bottom w:val="single" w:sz="1" w:space="4" w:color="CCCCCC"/>
         </w:pBdr>
         <w:spacing w:after="40"/>
-        <w:rPr>
-          <w:rFonts w:hint="eastAsia"/>
-        </w:rPr>
       </w:pPr>
       <w:r>
         <w:rPr>
@@ -591,21 +559,8 @@
       <w:pPr>
         <w:spacing w:before="200" w:after="100"/>
       </w:pPr>
-      <w:proofErr w:type="spellStart"/>
-      <w:r>
-        <w:t>Q7</w:t>
-      </w:r>
-      <w:proofErr w:type="spellEnd"/>
-      <w:r>
-        <w:t xml:space="preserve">. 요구사항 명세(Specification) 기법 중, 수학적 기호와 표기법을 사용하여 정확하게 기술하는 방식을 </w:t>
-      </w:r>
-      <w:proofErr w:type="gramStart"/>
-      <w:r>
-        <w:t>( ①</w:t>
-      </w:r>
-      <w:proofErr w:type="gramEnd"/>
-      <w:r>
-        <w:t xml:space="preserve"> )명세, 자연어와 그림 등을 사용하여 기술하는 방식을 ( ② )명세라 한다.</w:t>
+      <w:r>
+        <w:t>Q7. 요구사항 명세(Specification) 기법 중, 수학적 기호와 표기법을 사용하여 정확하게 기술하는 방식을 ( ① )명세, 자연어와 그림 등을 사용하여 기술하는 방식을 ( ② )명세라 한다.</w:t>
       </w:r>
     </w:p>
     <w:p>
@@ -615,9 +570,6 @@
           <w:bottom w:val="single" w:sz="1" w:space="4" w:color="CCCCCC"/>
         </w:pBdr>
         <w:spacing w:after="40"/>
-        <w:rPr>
-          <w:rFonts w:hint="eastAsia"/>
-        </w:rPr>
       </w:pPr>
       <w:r>
         <w:rPr>
@@ -632,36 +584,15 @@
           <w:color w:val="1F4E79"/>
           <w:sz w:val="18"/>
         </w:rPr>
-        <w:t xml:space="preserve">① </w:t>
-      </w:r>
-      <w:proofErr w:type="gramStart"/>
-      <w:r>
-        <w:rPr>
-          <w:color w:val="1F4E79"/>
-          <w:sz w:val="18"/>
-        </w:rPr>
-        <w:t>정형  ②</w:t>
-      </w:r>
-      <w:proofErr w:type="gramEnd"/>
-      <w:r>
-        <w:rPr>
-          <w:color w:val="1F4E79"/>
-          <w:sz w:val="18"/>
-        </w:rPr>
-        <w:t xml:space="preserve"> 비정형</w:t>
+        <w:t>① 정형  ② 비정형</w:t>
       </w:r>
     </w:p>
     <w:p>
       <w:pPr>
         <w:spacing w:before="200" w:after="100"/>
       </w:pPr>
-      <w:proofErr w:type="spellStart"/>
-      <w:r>
-        <w:t>Q8</w:t>
-      </w:r>
-      <w:proofErr w:type="spellEnd"/>
-      <w:r>
-        <w:t>. 다음 설명에 해당하는 요구사항 확인 기법을 쓰시오.</w:t>
+      <w:r>
+        <w:t>Q8. 다음 설명에 해당하는 요구사항 확인 기법을 쓰시오.</w:t>
       </w:r>
     </w:p>
     <w:p>
@@ -907,15 +838,7 @@
           </w:tcPr>
           <w:p>
             <w:r>
-              <w:t xml:space="preserve">(3) 동시 </w:t>
-            </w:r>
-            <w:proofErr w:type="spellStart"/>
-            <w:r>
-              <w:t>접속자</w:t>
-            </w:r>
-            <w:proofErr w:type="spellEnd"/>
-            <w:r>
-              <w:t xml:space="preserve"> 1000명을 수용해야 한다</w:t>
+              <w:t>(3) 동시 접속자 1000명을 수용해야 한다</w:t>
             </w:r>
           </w:p>
         </w:tc>
@@ -1124,11 +1047,6 @@
             </w:tcMar>
           </w:tcPr>
           <w:p>
-            <w:pPr>
-              <w:rPr>
-                <w:rFonts w:hint="eastAsia"/>
-              </w:rPr>
-            </w:pPr>
             <w:r>
               <w:rPr>
                 <w:rFonts w:hint="eastAsia"/>
@@ -1137,60 +1055,13 @@
               </w:rPr>
               <w:t>포함</w:t>
             </w:r>
-          </w:p>
-        </w:tc>
-      </w:tr>
-      <w:tr>
-        <w:tc>
-          <w:tcPr>
-            <w:tcW w:w="6500" w:type="dxa"/>
-            <w:tcBorders>
-              <w:top w:val="single" w:sz="1" w:space="0" w:color="999999"/>
-              <w:left w:val="single" w:sz="1" w:space="0" w:color="999999"/>
-              <w:bottom w:val="single" w:sz="1" w:space="0" w:color="999999"/>
-              <w:right w:val="single" w:sz="1" w:space="0" w:color="999999"/>
-            </w:tcBorders>
-            <w:tcMar>
-              <w:top w:w="60" w:type="dxa"/>
-              <w:left w:w="100" w:type="dxa"/>
-              <w:bottom w:w="60" w:type="dxa"/>
-              <w:right w:w="100" w:type="dxa"/>
-            </w:tcMar>
-          </w:tcPr>
-          <w:p>
-            <w:r>
-              <w:t>(2) 전체-부분 관계, 부분이 독립적으로 존재할 수 있는 약한 결합 (빈 마름모)</w:t>
-            </w:r>
-          </w:p>
-        </w:tc>
-        <w:tc>
-          <w:tcPr>
-            <w:tcW w:w="2860" w:type="dxa"/>
-            <w:tcBorders>
-              <w:top w:val="single" w:sz="1" w:space="0" w:color="999999"/>
-              <w:left w:val="single" w:sz="1" w:space="0" w:color="999999"/>
-              <w:bottom w:val="single" w:sz="1" w:space="0" w:color="999999"/>
-              <w:right w:val="single" w:sz="1" w:space="0" w:color="999999"/>
-            </w:tcBorders>
-            <w:tcMar>
-              <w:top w:w="60" w:type="dxa"/>
-              <w:left w:w="100" w:type="dxa"/>
-              <w:bottom w:w="60" w:type="dxa"/>
-              <w:right w:w="100" w:type="dxa"/>
-            </w:tcMar>
-          </w:tcPr>
-          <w:p>
-            <w:pPr>
+            <w:r>
               <w:rPr>
                 <w:rFonts w:hint="eastAsia"/>
-              </w:rPr>
-            </w:pPr>
-            <w:r>
-              <w:rPr>
                 <w:color w:val="1F4E79"/>
                 <w:sz w:val="16"/>
               </w:rPr>
-              <w:t>집합</w:t>
+              <w:t xml:space="preserve"> 관계</w:t>
             </w:r>
           </w:p>
         </w:tc>
@@ -1214,7 +1085,7 @@
           </w:tcPr>
           <w:p>
             <w:r>
-              <w:t>(3) 부모-자식 클래스의 상속(is-a) 관계 (실선 + 빈 삼각형 화살표)</w:t>
+              <w:t>(2) 전체-부분 관계, 부분이 독립적으로 존재할 수 있는 약한 결합 (빈 마름모)</w:t>
             </w:r>
           </w:p>
         </w:tc>
@@ -1240,8 +1111,76 @@
                 <w:color w:val="1F4E79"/>
                 <w:sz w:val="16"/>
               </w:rPr>
+              <w:t>집합</w:t>
+            </w:r>
+            <w:r>
+              <w:rPr>
+                <w:rFonts w:hint="eastAsia"/>
+                <w:color w:val="1F4E79"/>
+                <w:sz w:val="16"/>
+              </w:rPr>
+              <w:t xml:space="preserve"> 관계</w:t>
+            </w:r>
+          </w:p>
+        </w:tc>
+      </w:tr>
+      <w:tr>
+        <w:tc>
+          <w:tcPr>
+            <w:tcW w:w="6500" w:type="dxa"/>
+            <w:tcBorders>
+              <w:top w:val="single" w:sz="1" w:space="0" w:color="999999"/>
+              <w:left w:val="single" w:sz="1" w:space="0" w:color="999999"/>
+              <w:bottom w:val="single" w:sz="1" w:space="0" w:color="999999"/>
+              <w:right w:val="single" w:sz="1" w:space="0" w:color="999999"/>
+            </w:tcBorders>
+            <w:tcMar>
+              <w:top w:w="60" w:type="dxa"/>
+              <w:left w:w="100" w:type="dxa"/>
+              <w:bottom w:w="60" w:type="dxa"/>
+              <w:right w:w="100" w:type="dxa"/>
+            </w:tcMar>
+          </w:tcPr>
+          <w:p>
+            <w:r>
+              <w:t>(3) 부모-자식 클래스의 상속(is-a) 관계 (실선 + 빈 삼각형 화살표)</w:t>
+            </w:r>
+          </w:p>
+        </w:tc>
+        <w:tc>
+          <w:tcPr>
+            <w:tcW w:w="2860" w:type="dxa"/>
+            <w:tcBorders>
+              <w:top w:val="single" w:sz="1" w:space="0" w:color="999999"/>
+              <w:left w:val="single" w:sz="1" w:space="0" w:color="999999"/>
+              <w:bottom w:val="single" w:sz="1" w:space="0" w:color="999999"/>
+              <w:right w:val="single" w:sz="1" w:space="0" w:color="999999"/>
+            </w:tcBorders>
+            <w:tcMar>
+              <w:top w:w="60" w:type="dxa"/>
+              <w:left w:w="100" w:type="dxa"/>
+              <w:bottom w:w="60" w:type="dxa"/>
+              <w:right w:w="100" w:type="dxa"/>
+            </w:tcMar>
+          </w:tcPr>
+          <w:p>
+            <w:r>
+              <w:rPr>
+                <w:color w:val="1F4E79"/>
+                <w:sz w:val="16"/>
+              </w:rPr>
               <w:t>일반화</w:t>
             </w:r>
+            <w:r>
+              <w:rPr>
+                <w:rFonts w:hint="eastAsia"/>
+                <w:color w:val="1F4E79"/>
+                <w:sz w:val="16"/>
+              </w:rPr>
+              <w:t xml:space="preserve"> 관계</w:t>
+            </w:r>
+            <w:bookmarkStart w:id="0" w:name="_GoBack"/>
+            <w:bookmarkEnd w:id="0"/>
           </w:p>
         </w:tc>
       </w:tr>
@@ -1256,23 +1195,7 @@
         <w:spacing w:before="200" w:after="100"/>
       </w:pPr>
       <w:r>
-        <w:t xml:space="preserve">Q12. UML </w:t>
-      </w:r>
-      <w:proofErr w:type="spellStart"/>
-      <w:r>
-        <w:t>유스케이스</w:t>
-      </w:r>
-      <w:proofErr w:type="spellEnd"/>
-      <w:r>
-        <w:t xml:space="preserve"> 다이어그램에서, 반드시 포함되어 실행되는 관계를 </w:t>
-      </w:r>
-      <w:proofErr w:type="gramStart"/>
-      <w:r>
-        <w:t>( ①</w:t>
-      </w:r>
-      <w:proofErr w:type="gramEnd"/>
-      <w:r>
-        <w:t xml:space="preserve"> ), 특정 조건에서만 선택적으로 실행되는 관계를 ( ② )라 한다.</w:t>
+        <w:t>Q12. UML 유스케이스 다이어그램에서, 반드시 포함되어 실행되는 관계를 ( ① ), 특정 조건에서만 선택적으로 실행되는 관계를 ( ② )라 한다.</w:t>
       </w:r>
     </w:p>
     <w:p>
@@ -2518,15 +2441,7 @@
         <w:spacing w:before="200" w:after="100"/>
       </w:pPr>
       <w:r>
-        <w:t xml:space="preserve">Q3. 학생과 과목의 관계에서, 한 학생이 여러 과목을 수강하고 한 과목에 여러 학생이 등록할 수 있다면, 이 </w:t>
-      </w:r>
-      <w:proofErr w:type="spellStart"/>
-      <w:r>
-        <w:t>카디널리티는</w:t>
-      </w:r>
-      <w:proofErr w:type="spellEnd"/>
-      <w:r>
-        <w:t>?</w:t>
+        <w:t>Q3. 학생과 과목의 관계에서, 한 학생이 여러 과목을 수강하고 한 과목에 여러 학생이 등록할 수 있다면, 이 카디널리티는?</w:t>
       </w:r>
     </w:p>
     <w:p>
@@ -2536,9 +2451,6 @@
           <w:bottom w:val="single" w:sz="1" w:space="4" w:color="CCCCCC"/>
         </w:pBdr>
         <w:spacing w:after="40"/>
-        <w:rPr>
-          <w:rFonts w:hint="eastAsia"/>
-        </w:rPr>
       </w:pPr>
       <w:r>
         <w:rPr>
@@ -2548,7 +2460,6 @@
         </w:rPr>
         <w:t xml:space="preserve">정답: </w:t>
       </w:r>
-      <w:proofErr w:type="spellStart"/>
       <w:r>
         <w:rPr>
           <w:rFonts w:hint="eastAsia"/>
@@ -2557,7 +2468,6 @@
         </w:rPr>
         <w:t>M</w:t>
       </w:r>
-      <w:proofErr w:type="gramStart"/>
       <w:r>
         <w:rPr>
           <w:color w:val="1F4E79"/>
@@ -2565,8 +2475,6 @@
         </w:rPr>
         <w:t>:N</w:t>
       </w:r>
-      <w:proofErr w:type="spellEnd"/>
-      <w:proofErr w:type="gramEnd"/>
     </w:p>
     <w:p>
       <w:pPr>
@@ -2737,15 +2645,7 @@
           </w:tcPr>
           <w:p>
             <w:r>
-              <w:t xml:space="preserve">(2) 한 </w:t>
-            </w:r>
-            <w:proofErr w:type="spellStart"/>
-            <w:r>
-              <w:t>튜플을</w:t>
-            </w:r>
-            <w:proofErr w:type="spellEnd"/>
-            <w:r>
-              <w:t xml:space="preserve"> 삭제할 때 유지해야 할 다른 정보까지 함께 삭제되는 현상</w:t>
+              <w:t>(2) 한 튜플을 삭제할 때 유지해야 할 다른 정보까지 함께 삭제되는 현상</w:t>
             </w:r>
           </w:p>
         </w:tc>
@@ -3290,15 +3190,7 @@
         <w:spacing w:before="200" w:after="100"/>
       </w:pPr>
       <w:r>
-        <w:t xml:space="preserve">Q7. 릴레이션 R에서 A → B, B → C의 함수 종속이 존재하여 A → C가 성립할 때, 이러한 종속 관계를 </w:t>
-      </w:r>
-      <w:proofErr w:type="gramStart"/>
-      <w:r>
-        <w:t>( ①</w:t>
-      </w:r>
-      <w:proofErr w:type="gramEnd"/>
-      <w:r>
-        <w:t xml:space="preserve"> )이라 하며, 이를 제거하는 정규화 단계는 ( ② )이다.</w:t>
+        <w:t>Q7. 릴레이션 R에서 A → B, B → C의 함수 종속이 존재하여 A → C가 성립할 때, 이러한 종속 관계를 ( ① )이라 하며, 이를 제거하는 정규화 단계는 ( ② )이다.</w:t>
       </w:r>
     </w:p>
     <w:p>
@@ -3768,15 +3660,7 @@
         <w:spacing w:before="200" w:after="100"/>
       </w:pPr>
       <w:r>
-        <w:t xml:space="preserve">Q10. SELECT 문의 실행 순서를 올바르게 </w:t>
-      </w:r>
-      <w:proofErr w:type="spellStart"/>
-      <w:r>
-        <w:t>나열하시오</w:t>
-      </w:r>
-      <w:proofErr w:type="spellEnd"/>
-      <w:r>
-        <w:t>.</w:t>
+        <w:t>Q10. SELECT 문의 실행 순서를 올바르게 나열하시오.</w:t>
       </w:r>
     </w:p>
     <w:p>
@@ -3822,15 +3706,7 @@
         <w:spacing w:before="200" w:after="100"/>
       </w:pPr>
       <w:r>
-        <w:t xml:space="preserve">Q11. 트랜잭션의 정상적인 완료를 확정하여 데이터베이스에 영구적으로 반영하는 TCL 명령어는 </w:t>
-      </w:r>
-      <w:proofErr w:type="gramStart"/>
-      <w:r>
-        <w:t>( ①</w:t>
-      </w:r>
-      <w:proofErr w:type="gramEnd"/>
-      <w:r>
-        <w:t xml:space="preserve"> )이고, 트랜잭션을 취소하여 이전 상태로 복구하는 명령어는 ( ② )이다.</w:t>
+        <w:t>Q11. 트랜잭션의 정상적인 완료를 확정하여 데이터베이스에 영구적으로 반영하는 TCL 명령어는 ( ① )이고, 트랜잭션을 취소하여 이전 상태로 복구하는 명령어는 ( ② )이다.</w:t>
       </w:r>
     </w:p>
     <w:p>
@@ -4062,15 +3938,7 @@
           </w:tcPr>
           <w:p>
             <w:r>
-              <w:t>(3) 두 테이블의 모든 행의 조합을 반환 (</w:t>
-            </w:r>
-            <w:proofErr w:type="spellStart"/>
-            <w:r>
-              <w:t>카테시안</w:t>
-            </w:r>
-            <w:proofErr w:type="spellEnd"/>
-            <w:r>
-              <w:t xml:space="preserve"> 곱)</w:t>
+              <w:t>(3) 두 테이블의 모든 행의 조합을 반환 (카테시안 곱)</w:t>
             </w:r>
           </w:p>
         </w:tc>
@@ -4606,10 +4474,9 @@
           <w:p>
             <w:r>
               <w:rPr>
-                <w:color w:val="1F4E79"/>
-                <w:sz w:val="16"/>
-              </w:rPr>
-              <w:t>더티 리드</w:t>
+                <w:rFonts w:hint="eastAsia"/>
+              </w:rPr>
+              <w:t>비완료 의존성</w:t>
             </w:r>
           </w:p>
         </w:tc>
@@ -4635,9 +4502,6 @@
           <w:bottom w:val="single" w:sz="1" w:space="4" w:color="CCCCCC"/>
         </w:pBdr>
         <w:spacing w:after="40"/>
-        <w:rPr>
-          <w:rFonts w:hint="eastAsia"/>
-        </w:rPr>
       </w:pPr>
       <w:r>
         <w:rPr>
@@ -4647,7 +4511,6 @@
         </w:rPr>
         <w:t xml:space="preserve">정답: </w:t>
       </w:r>
-      <w:proofErr w:type="spellStart"/>
       <w:r>
         <w:rPr>
           <w:color w:val="1F4E79"/>
@@ -4655,19 +4518,13 @@
         </w:rPr>
         <w:t>로킹</w:t>
       </w:r>
-      <w:proofErr w:type="spellEnd"/>
     </w:p>
     <w:p>
       <w:pPr>
         <w:spacing w:before="200" w:after="100"/>
       </w:pPr>
-      <w:proofErr w:type="spellStart"/>
-      <w:r>
-        <w:t>Q16</w:t>
-      </w:r>
-      <w:proofErr w:type="spellEnd"/>
-      <w:r>
-        <w:t>. 두 트랜잭션이 서로 상대방이 잠근 자원의 해제를 기다리며 영원히 대기하는 상태를 무엇이라 하는가?</w:t>
+      <w:r>
+        <w:t>Q16. 두 트랜잭션이 서로 상대방이 잠근 자원의 해제를 기다리며 영원히 대기하는 상태를 무엇이라 하는가?</w:t>
       </w:r>
     </w:p>
     <w:p>
@@ -4729,15 +4586,7 @@
         <w:spacing w:before="200" w:after="100"/>
       </w:pPr>
       <w:r>
-        <w:t xml:space="preserve">Q17. 데이터베이스 회복 기법 중, 주기적으로 특정 시점을 설정하여 장애 발생 시 해당 시점 </w:t>
-      </w:r>
-      <w:proofErr w:type="spellStart"/>
-      <w:r>
-        <w:t>이후부터만</w:t>
-      </w:r>
-      <w:proofErr w:type="spellEnd"/>
-      <w:r>
-        <w:t xml:space="preserve"> 복구하는 기법은?</w:t>
+        <w:t>Q17. 데이터베이스 회복 기법 중, 주기적으로 특정 시점을 설정하여 장애 발생 시 해당 시점 이후부터만 복구하는 기법은?</w:t>
       </w:r>
     </w:p>
     <w:p>
@@ -4747,9 +4596,6 @@
           <w:bottom w:val="single" w:sz="1" w:space="4" w:color="CCCCCC"/>
         </w:pBdr>
         <w:spacing w:after="40"/>
-        <w:rPr>
-          <w:rFonts w:hint="eastAsia"/>
-        </w:rPr>
       </w:pPr>
       <w:r>
         <w:rPr>
@@ -4779,22 +4625,9 @@
       <w:pPr>
         <w:spacing w:before="200" w:after="100"/>
       </w:pPr>
-      <w:proofErr w:type="spellStart"/>
       <w:r>
         <w:lastRenderedPageBreak/>
-        <w:t>Q18</w:t>
-      </w:r>
-      <w:proofErr w:type="spellEnd"/>
-      <w:r>
-        <w:t xml:space="preserve">. 데이터가 인덱스 순서대로 물리적으로 정렬 저장되며, 테이블당 1개만 생성할 수 있는 인덱스를 </w:t>
-      </w:r>
-      <w:proofErr w:type="gramStart"/>
-      <w:r>
-        <w:t>( ①</w:t>
-      </w:r>
-      <w:proofErr w:type="gramEnd"/>
-      <w:r>
-        <w:t xml:space="preserve"> ) 인덱스라 하고, 별도의 인덱스 구조를 유지하며 테이블당 여러 개 생성할 수 있는 인덱스를 ( ② ) 인덱스라 한다.</w:t>
+        <w:t>Q18. 데이터가 인덱스 순서대로 물리적으로 정렬 저장되며, 테이블당 1개만 생성할 수 있는 인덱스를 ( ① ) 인덱스라 하고, 별도의 인덱스 구조를 유지하며 테이블당 여러 개 생성할 수 있는 인덱스를 ( ② ) 인덱스라 한다.</w:t>
       </w:r>
     </w:p>
     <w:p>
@@ -5114,7 +4947,6 @@
       <w:pPr>
         <w:spacing w:before="280" w:after="160"/>
       </w:pPr>
-      <w:proofErr w:type="spellStart"/>
       <w:r>
         <w:rPr>
           <w:b/>
@@ -5123,18 +4955,7 @@
           <w:sz w:val="24"/>
           <w:szCs w:val="24"/>
         </w:rPr>
-        <w:t>내외부</w:t>
-      </w:r>
-      <w:proofErr w:type="spellEnd"/>
-      <w:r>
-        <w:rPr>
-          <w:b/>
-          <w:bCs/>
-          <w:color w:val="2E75B6"/>
-          <w:sz w:val="24"/>
-          <w:szCs w:val="24"/>
-        </w:rPr>
-        <w:t xml:space="preserve"> 연계 메커니즘 &amp; 미들웨어</w:t>
+        <w:t>내외부 연계 메커니즘 &amp; 미들웨어</w:t>
       </w:r>
     </w:p>
     <w:p>
@@ -5689,15 +5510,7 @@
         <w:spacing w:before="200" w:after="100"/>
       </w:pPr>
       <w:r>
-        <w:t xml:space="preserve">Q3. EAI 구축 유형 4가지를 쓰고 각 특징을 </w:t>
-      </w:r>
-      <w:proofErr w:type="spellStart"/>
-      <w:r>
-        <w:t>연결하시오</w:t>
-      </w:r>
-      <w:proofErr w:type="spellEnd"/>
-      <w:r>
-        <w:t>.</w:t>
+        <w:t>Q3. EAI 구축 유형 4가지를 쓰고 각 특징을 연결하시오.</w:t>
       </w:r>
     </w:p>
     <w:tbl>
@@ -6259,89 +6072,35 @@
           <w:iCs/>
           <w:color w:val="555555"/>
         </w:rPr>
-        <w:t xml:space="preserve">1. </w:t>
-      </w:r>
-      <w:proofErr w:type="gramStart"/>
+        <w:t>1. ( ① ) : HTTP, HTTPS 등을 사용하여 XML 기반의 메시지를 교환하는 프로토콜</w:t>
+      </w:r>
+    </w:p>
+    <w:p>
+      <w:pPr>
+        <w:spacing w:before="80" w:after="80"/>
+        <w:ind w:left="400"/>
+      </w:pPr>
       <w:r>
         <w:rPr>
           <w:i/>
           <w:iCs/>
           <w:color w:val="555555"/>
         </w:rPr>
-        <w:t>( ①</w:t>
-      </w:r>
-      <w:proofErr w:type="gramEnd"/>
+        <w:t>2. ( ② ) : 웹 서비스에 대한 상세 정보를 기술한 XML 형식으로 구현된 언어</w:t>
+      </w:r>
+    </w:p>
+    <w:p>
+      <w:pPr>
+        <w:spacing w:before="80" w:after="80"/>
+        <w:ind w:left="400"/>
+      </w:pPr>
       <w:r>
         <w:rPr>
           <w:i/>
           <w:iCs/>
           <w:color w:val="555555"/>
         </w:rPr>
-        <w:t xml:space="preserve"> ) : HTTP, HTTPS 등을 사용하여 XML 기반의 메시지를 교환하는 프로토콜</w:t>
-      </w:r>
-    </w:p>
-    <w:p>
-      <w:pPr>
-        <w:spacing w:before="80" w:after="80"/>
-        <w:ind w:left="400"/>
-      </w:pPr>
-      <w:r>
-        <w:rPr>
-          <w:i/>
-          <w:iCs/>
-          <w:color w:val="555555"/>
-        </w:rPr>
-        <w:t xml:space="preserve">2. </w:t>
-      </w:r>
-      <w:proofErr w:type="gramStart"/>
-      <w:r>
-        <w:rPr>
-          <w:i/>
-          <w:iCs/>
-          <w:color w:val="555555"/>
-        </w:rPr>
-        <w:t>( ②</w:t>
-      </w:r>
-      <w:proofErr w:type="gramEnd"/>
-      <w:r>
-        <w:rPr>
-          <w:i/>
-          <w:iCs/>
-          <w:color w:val="555555"/>
-        </w:rPr>
-        <w:t xml:space="preserve"> ) : 웹 서비스에 대한 상세 정보를 기술한 XML 형식으로 구현된 언어</w:t>
-      </w:r>
-    </w:p>
-    <w:p>
-      <w:pPr>
-        <w:spacing w:before="80" w:after="80"/>
-        <w:ind w:left="400"/>
-      </w:pPr>
-      <w:r>
-        <w:rPr>
-          <w:i/>
-          <w:iCs/>
-          <w:color w:val="555555"/>
-        </w:rPr>
-        <w:t xml:space="preserve">3. </w:t>
-      </w:r>
-      <w:proofErr w:type="gramStart"/>
-      <w:r>
-        <w:rPr>
-          <w:i/>
-          <w:iCs/>
-          <w:color w:val="555555"/>
-        </w:rPr>
-        <w:t>( ③</w:t>
-      </w:r>
-      <w:proofErr w:type="gramEnd"/>
-      <w:r>
-        <w:rPr>
-          <w:i/>
-          <w:iCs/>
-          <w:color w:val="555555"/>
-        </w:rPr>
-        <w:t xml:space="preserve"> ) : 웹 서비스를 등록하고 검색하기 위한 공개적인 저장소(레지스트리)</w:t>
+        <w:t>3. ( ③ ) : 웹 서비스를 등록하고 검색하기 위한 공개적인 저장소(레지스트리)</w:t>
       </w:r>
     </w:p>
     <w:p>
@@ -6909,7 +6668,7 @@
           <w:color w:val="1F4E79"/>
           <w:sz w:val="18"/>
         </w:rPr>
-        <w:t xml:space="preserve"> → 연계 테스트 수행 및 결과 검증</w:t>
+        <w:t xml:space="preserve"> → 연계 테스트 수행 결과 검증</w:t>
       </w:r>
     </w:p>
     <w:p>
@@ -6917,15 +6676,7 @@
         <w:spacing w:before="200" w:after="100"/>
       </w:pPr>
       <w:r>
-        <w:t xml:space="preserve">Q9. 데이터베이스 암호화 방식 중, 애플리케이션 레벨에서 암호 모듈을 적용하는 방식은 </w:t>
-      </w:r>
-      <w:proofErr w:type="gramStart"/>
-      <w:r>
-        <w:t>( ①</w:t>
-      </w:r>
-      <w:proofErr w:type="gramEnd"/>
-      <w:r>
-        <w:t xml:space="preserve"> )이고, DB 서버에 암/복호화 모듈을 설치하는 방식은 ( ② )이다.</w:t>
+        <w:t>Q9. 데이터베이스 암호화 방식 중, 애플리케이션 레벨에서 암호 모듈을 적용하는 방식은 ( ① )이고, DB 서버에 암/복호화 모듈을 설치하는 방식은 ( ② )이다.</w:t>
       </w:r>
     </w:p>
     <w:p>
@@ -7230,15 +6981,7 @@
         <w:spacing w:before="200" w:after="100"/>
       </w:pPr>
       <w:r>
-        <w:t xml:space="preserve">Q1. 모듈의 </w:t>
-      </w:r>
-      <w:proofErr w:type="gramStart"/>
-      <w:r>
-        <w:t>( ①</w:t>
-      </w:r>
-      <w:proofErr w:type="gramEnd"/>
-      <w:r>
-        <w:t xml:space="preserve"> )는 약하게(낮게), ( ② )는 강하게(높게) 설계해야 한다.</w:t>
+        <w:t>Q1. 모듈의 ( ① )는 약하게(낮게), ( ② )는 강하게(높게) 설계해야 한다.</w:t>
       </w:r>
     </w:p>
     <w:p>
@@ -7270,15 +7013,7 @@
         <w:spacing w:before="200" w:after="100"/>
       </w:pPr>
       <w:r>
-        <w:t xml:space="preserve">Q2. &lt;보기&gt;의 결합도를 낮은(좋은) 순서에서 높은 순서로 </w:t>
-      </w:r>
-      <w:proofErr w:type="spellStart"/>
-      <w:r>
-        <w:t>나열하시오</w:t>
-      </w:r>
-      <w:proofErr w:type="spellEnd"/>
-      <w:r>
-        <w:t>.</w:t>
+        <w:t>Q2. &lt;보기&gt;의 결합도를 낮은(좋은) 순서에서 높은 순서로 나열하시오.</w:t>
       </w:r>
     </w:p>
     <w:p>
@@ -7324,15 +7059,7 @@
         <w:spacing w:before="200" w:after="100"/>
       </w:pPr>
       <w:r>
-        <w:t xml:space="preserve">Q3. &lt;보기&gt;의 응집도를 낮은(나쁜) 순서에서 높은 순서로 </w:t>
-      </w:r>
-      <w:proofErr w:type="spellStart"/>
-      <w:r>
-        <w:t>나열하시오</w:t>
-      </w:r>
-      <w:proofErr w:type="spellEnd"/>
-      <w:r>
-        <w:t>.</w:t>
+        <w:t>Q3. &lt;보기&gt;의 응집도를 낮은(나쁜) 순서에서 높은 순서로 나열하시오.</w:t>
       </w:r>
     </w:p>
     <w:p>
@@ -7346,18 +7073,8 @@
           <w:iCs/>
           <w:color w:val="555555"/>
         </w:rPr>
-        <w:t xml:space="preserve">[보기] 시간적, 기능적, 순차적, 논리적, 우연적, 절차적, </w:t>
-      </w:r>
-      <w:proofErr w:type="spellStart"/>
-      <w:r>
-        <w:rPr>
-          <w:i/>
-          <w:iCs/>
-          <w:color w:val="555555"/>
-        </w:rPr>
-        <w:t>통신적</w:t>
-      </w:r>
-      <w:proofErr w:type="spellEnd"/>
+        <w:t>[보기] 시간적, 기능적, 순차적, 논리적, 우연적, 절차적, 통신적</w:t>
+      </w:r>
     </w:p>
     <w:p>
       <w:pPr>
@@ -7388,15 +7105,7 @@
         <w:spacing w:before="200" w:after="100"/>
       </w:pPr>
       <w:r>
-        <w:t xml:space="preserve">Q4. 시스템 복잡도를 최적화하기 위해, 모듈을 호출하는 상위 모듈의 수를 의미하는 </w:t>
-      </w:r>
-      <w:proofErr w:type="gramStart"/>
-      <w:r>
-        <w:t>( ①</w:t>
-      </w:r>
-      <w:proofErr w:type="gramEnd"/>
-      <w:r>
-        <w:t xml:space="preserve"> )은 높게, 모듈이 호출하는 하위 모듈의 수를 의미하는 ( ② )은 낮게 설계한다.</w:t>
+        <w:t>Q4. 시스템 복잡도를 최적화하기 위해, 모듈을 호출하는 상위 모듈의 수를 의미하는 ( ① )은 높게, 모듈이 호출하는 하위 모듈의 수를 의미하는 ( ② )은 낮게 설계한다.</w:t>
       </w:r>
     </w:p>
     <w:p>
@@ -7783,15 +7492,7 @@
           </w:tcPr>
           <w:p>
             <w:r>
-              <w:t xml:space="preserve">(1) 항목의 명칭이나 약호와 </w:t>
-            </w:r>
-            <w:proofErr w:type="spellStart"/>
-            <w:r>
-              <w:t>관계있는</w:t>
-            </w:r>
-            <w:proofErr w:type="spellEnd"/>
-            <w:r>
-              <w:t xml:space="preserve"> 숫자나 문자를 코드로 부여 (TV-40)</w:t>
+              <w:t>(1) 항목의 명칭이나 약호와 관계있는 숫자나 문자를 코드로 부여 (TV-40)</w:t>
             </w:r>
           </w:p>
         </w:tc>
@@ -8240,15 +7941,7 @@
         <w:spacing w:before="200" w:after="100"/>
       </w:pPr>
       <w:r>
-        <w:t xml:space="preserve">Q8. 같은 이름의 메서드를 매개변수의 유형·개수를 다르게 하여 여러 개 정의하는 것은 </w:t>
-      </w:r>
-      <w:proofErr w:type="gramStart"/>
-      <w:r>
-        <w:t>( ①</w:t>
-      </w:r>
-      <w:proofErr w:type="gramEnd"/>
-      <w:r>
-        <w:t xml:space="preserve"> )이고, 상위 클래스의 메서드를 하위 클래스에서 재정의하는 것은 ( ② )이다.</w:t>
+        <w:t>Q8. 같은 이름의 메서드를 매개변수의 유형·개수를 다르게 하여 여러 개 정의하는 것은 ( ① )이고, 상위 클래스의 메서드를 하위 클래스에서 재정의하는 것은 ( ② )이다.</w:t>
       </w:r>
     </w:p>
     <w:p>
@@ -8758,7 +8451,6 @@
       <w:pPr>
         <w:spacing w:before="280" w:after="160"/>
       </w:pPr>
-      <w:proofErr w:type="spellStart"/>
       <w:r>
         <w:rPr>
           <w:b/>
@@ -8767,18 +8459,7 @@
           <w:sz w:val="24"/>
           <w:szCs w:val="24"/>
         </w:rPr>
-        <w:t>GoF</w:t>
-      </w:r>
-      <w:proofErr w:type="spellEnd"/>
-      <w:r>
-        <w:rPr>
-          <w:b/>
-          <w:bCs/>
-          <w:color w:val="2E75B6"/>
-          <w:sz w:val="24"/>
-          <w:szCs w:val="24"/>
-        </w:rPr>
-        <w:t xml:space="preserve"> 디자인 패턴</w:t>
+        <w:t>GoF 디자인 패턴</w:t>
       </w:r>
     </w:p>
     <w:p>
@@ -8786,15 +8467,7 @@
         <w:spacing w:before="200" w:after="100"/>
       </w:pPr>
       <w:r>
-        <w:t xml:space="preserve">Q10. </w:t>
-      </w:r>
-      <w:proofErr w:type="spellStart"/>
-      <w:r>
-        <w:t>GoF</w:t>
-      </w:r>
-      <w:proofErr w:type="spellEnd"/>
-      <w:r>
-        <w:t xml:space="preserve"> 디자인 패턴의 3가지 그룹을 쓰시오.</w:t>
+        <w:t>Q10. GoF 디자인 패턴의 3가지 그룹을 쓰시오.</w:t>
       </w:r>
     </w:p>
     <w:p>
@@ -9704,15 +9377,7 @@
           </w:tcPr>
           <w:p>
             <w:r>
-              <w:t xml:space="preserve">(2) 태그를 사용하여 데이터를 </w:t>
-            </w:r>
-            <w:proofErr w:type="spellStart"/>
-            <w:r>
-              <w:t>구조화하며</w:t>
-            </w:r>
-            <w:proofErr w:type="spellEnd"/>
-            <w:r>
-              <w:t xml:space="preserve"> 확장성과 호환성이 좋음</w:t>
+              <w:t>(2) 태그를 사용하여 데이터를 구조화하며 확장성과 호환성이 좋음</w:t>
             </w:r>
           </w:p>
         </w:tc>
@@ -9869,15 +9534,7 @@
         <w:spacing w:before="200" w:after="100"/>
       </w:pPr>
       <w:r>
-        <w:t xml:space="preserve">Q2. EAI 구축 유형 4가지를 설명에 맞게 </w:t>
-      </w:r>
-      <w:proofErr w:type="spellStart"/>
-      <w:r>
-        <w:t>연결하시오</w:t>
-      </w:r>
-      <w:proofErr w:type="spellEnd"/>
-      <w:r>
-        <w:t>.</w:t>
+        <w:t>Q2. EAI 구축 유형 4가지를 설명에 맞게 연결하시오.</w:t>
       </w:r>
     </w:p>
     <w:tbl>
@@ -10367,21 +10024,8 @@
           </w:tcPr>
           <w:p>
             <w:r>
-              <w:t xml:space="preserve">(3) </w:t>
-            </w:r>
-            <w:proofErr w:type="spellStart"/>
-            <w:r>
-              <w:t>코바</w:t>
-            </w:r>
-            <w:proofErr w:type="spellEnd"/>
-            <w:r>
-              <w:t xml:space="preserve">(CORBA) 표준 스펙을 구현한 객체 지향 </w:t>
-            </w:r>
-            <w:proofErr w:type="spellStart"/>
-            <w:r>
-              <w:t>미들웨어</w:t>
-            </w:r>
-            <w:proofErr w:type="spellEnd"/>
+              <w:t>(3) 코바(CORBA) 표준 스펙을 구현한 객체 지향 미들웨어</w:t>
+            </w:r>
           </w:p>
         </w:tc>
         <w:tc>
@@ -10495,7 +10139,6 @@
         <w:spacing w:before="80" w:after="80"/>
         <w:ind w:left="400"/>
       </w:pPr>
-      <w:proofErr w:type="gramStart"/>
       <w:r>
         <w:rPr>
           <w:i/>
@@ -10503,40 +10146,21 @@
           <w:color w:val="555555"/>
         </w:rPr>
         <w:lastRenderedPageBreak/>
-        <w:t>( ①</w:t>
-      </w:r>
-      <w:proofErr w:type="gramEnd"/>
+        <w:t>( ① ) : XML 기반의 메시지를 교환하는 프로토콜. WSDL과 UDDI를 사용하며 비교적 무겁다.</w:t>
+      </w:r>
+    </w:p>
+    <w:p>
+      <w:pPr>
+        <w:spacing w:before="80" w:after="80"/>
+        <w:ind w:left="400"/>
+      </w:pPr>
       <w:r>
         <w:rPr>
           <w:i/>
           <w:iCs/>
           <w:color w:val="555555"/>
         </w:rPr>
-        <w:t xml:space="preserve"> ) : XML 기반의 메시지를 교환하는 프로토콜. WSDL과 UDDI를 사용하며 비교적 무겁다.</w:t>
-      </w:r>
-    </w:p>
-    <w:p>
-      <w:pPr>
-        <w:spacing w:before="80" w:after="80"/>
-        <w:ind w:left="400"/>
-      </w:pPr>
-      <w:proofErr w:type="gramStart"/>
-      <w:r>
-        <w:rPr>
-          <w:i/>
-          <w:iCs/>
-          <w:color w:val="555555"/>
-        </w:rPr>
-        <w:t>( ②</w:t>
-      </w:r>
-      <w:proofErr w:type="gramEnd"/>
-      <w:r>
-        <w:rPr>
-          <w:i/>
-          <w:iCs/>
-          <w:color w:val="555555"/>
-        </w:rPr>
-        <w:t xml:space="preserve"> ) : HTTP 메서드(GET, POST, PUT, DELETE)를 활용. 자원을 URI로 표현하며 가볍다.</w:t>
+        <w:t>( ② ) : HTTP 메서드(GET, POST, PUT, DELETE)를 활용. 자원을 URI로 표현하며 가볍다.</w:t>
       </w:r>
     </w:p>
     <w:p>
@@ -10824,39 +10448,7 @@
         <w:spacing w:before="200" w:after="100"/>
       </w:pPr>
       <w:r>
-        <w:t xml:space="preserve">Q6. 다음 암호화 알고리즘을 </w:t>
-      </w:r>
-      <w:proofErr w:type="spellStart"/>
-      <w:r>
-        <w:t>대칭키</w:t>
-      </w:r>
-      <w:proofErr w:type="spellEnd"/>
-      <w:r>
-        <w:t xml:space="preserve">, </w:t>
-      </w:r>
-      <w:proofErr w:type="spellStart"/>
-      <w:r>
-        <w:t>비대칭키</w:t>
-      </w:r>
-      <w:proofErr w:type="spellEnd"/>
-      <w:r>
-        <w:t>, 해시(</w:t>
-      </w:r>
-      <w:proofErr w:type="spellStart"/>
-      <w:r>
-        <w:t>단방향</w:t>
-      </w:r>
-      <w:proofErr w:type="spellEnd"/>
-      <w:r>
-        <w:t xml:space="preserve">)로 </w:t>
-      </w:r>
-      <w:proofErr w:type="spellStart"/>
-      <w:r>
-        <w:t>분류하시오</w:t>
-      </w:r>
-      <w:proofErr w:type="spellEnd"/>
-      <w:r>
-        <w:t>.</w:t>
+        <w:t>Q6. 다음 암호화 알고리즘을 대칭키, 비대칭키, 해시(단방향)로 분류하시오.</w:t>
       </w:r>
     </w:p>
     <w:p>
@@ -10903,21 +10495,22 @@
         </w:pBdr>
         <w:spacing w:after="40"/>
       </w:pPr>
-      <w:proofErr w:type="spellStart"/>
       <w:r>
         <w:rPr>
           <w:color w:val="1F4E79"/>
           <w:sz w:val="18"/>
         </w:rPr>
-        <w:t>대칭키</w:t>
-      </w:r>
-      <w:proofErr w:type="spellEnd"/>
+        <w:t>대칭키: AES, DES, ARIA</w:t>
+      </w:r>
+      <w:r>
+        <w:br/>
+      </w:r>
       <w:r>
         <w:rPr>
           <w:color w:val="1F4E79"/>
           <w:sz w:val="18"/>
         </w:rPr>
-        <w:t>: AES, DES, ARIA</w:t>
+        <w:t>비대칭키: RSA, ECC</w:t>
       </w:r>
       <w:r>
         <w:br/>
@@ -10927,49 +10520,7 @@
           <w:color w:val="1F4E79"/>
           <w:sz w:val="18"/>
         </w:rPr>
-        <w:t>비대칭키: RSA, ECC</w:t>
-      </w:r>
-      <w:r>
-        <w:br/>
-      </w:r>
-      <w:r>
-        <w:rPr>
-          <w:color w:val="1F4E79"/>
-          <w:sz w:val="18"/>
-        </w:rPr>
-        <w:t xml:space="preserve">해시: </w:t>
-      </w:r>
-      <w:proofErr w:type="spellStart"/>
-      <w:r>
-        <w:rPr>
-          <w:color w:val="1F4E79"/>
-          <w:sz w:val="18"/>
-        </w:rPr>
-        <w:t>MD5</w:t>
-      </w:r>
-      <w:proofErr w:type="spellEnd"/>
-      <w:r>
-        <w:rPr>
-          <w:color w:val="1F4E79"/>
-          <w:sz w:val="18"/>
-        </w:rPr>
-        <w:t xml:space="preserve">, </w:t>
-      </w:r>
-      <w:proofErr w:type="spellStart"/>
-      <w:r>
-        <w:rPr>
-          <w:color w:val="1F4E79"/>
-          <w:sz w:val="18"/>
-        </w:rPr>
-        <w:t>SHA</w:t>
-      </w:r>
-      <w:proofErr w:type="spellEnd"/>
-      <w:r>
-        <w:rPr>
-          <w:color w:val="1F4E79"/>
-          <w:sz w:val="18"/>
-        </w:rPr>
-        <w:t>-256, HAS-160</w:t>
+        <w:t>해시: MD5, SHA-256, HAS-160</w:t>
       </w:r>
       <w:r>
         <w:rPr>
@@ -11008,29 +10559,7 @@
           <w:sz w:val="24"/>
           <w:szCs w:val="24"/>
         </w:rPr>
-        <w:t xml:space="preserve">보안 공격 및 </w:t>
-      </w:r>
-      <w:proofErr w:type="spellStart"/>
-      <w:r>
-        <w:rPr>
-          <w:b/>
-          <w:bCs/>
-          <w:color w:val="2E75B6"/>
-          <w:sz w:val="24"/>
-          <w:szCs w:val="24"/>
-        </w:rPr>
-        <w:t>시큐어</w:t>
-      </w:r>
-      <w:proofErr w:type="spellEnd"/>
-      <w:r>
-        <w:rPr>
-          <w:b/>
-          <w:bCs/>
-          <w:color w:val="2E75B6"/>
-          <w:sz w:val="24"/>
-          <w:szCs w:val="24"/>
-        </w:rPr>
-        <w:t xml:space="preserve"> 코딩</w:t>
+        <w:t>보안 공격 및 시큐어 코딩</w:t>
       </w:r>
     </w:p>
     <w:p>
@@ -11038,15 +10567,7 @@
         <w:spacing w:before="200" w:after="100"/>
       </w:pPr>
       <w:r>
-        <w:t xml:space="preserve">Q7. 주요 보안 공격 유형 3가지를 설명에 맞게 </w:t>
-      </w:r>
-      <w:proofErr w:type="spellStart"/>
-      <w:r>
-        <w:t>연결하시오</w:t>
-      </w:r>
-      <w:proofErr w:type="spellEnd"/>
-      <w:r>
-        <w:t>.</w:t>
+        <w:t>Q7. 주요 보안 공격 유형 3가지를 설명에 맞게 연결하시오.</w:t>
       </w:r>
     </w:p>
     <w:tbl>
@@ -11287,15 +10808,7 @@
         <w:spacing w:before="200" w:after="100"/>
       </w:pPr>
       <w:r>
-        <w:t xml:space="preserve">Q8. </w:t>
-      </w:r>
-      <w:proofErr w:type="spellStart"/>
-      <w:r>
-        <w:t>시큐어</w:t>
-      </w:r>
-      <w:proofErr w:type="spellEnd"/>
-      <w:r>
-        <w:t xml:space="preserve"> 코딩 가이드 주요 항목 중 다음 설명에 해당하는 것을 쓰시오.</w:t>
+        <w:t>Q8. 시큐어 코딩 가이드 주요 항목 중 다음 설명에 해당하는 것을 쓰시오.</w:t>
       </w:r>
     </w:p>
     <w:tbl>
@@ -11394,15 +10907,7 @@
           </w:tcPr>
           <w:p>
             <w:r>
-              <w:t xml:space="preserve">(1) SQL Injection, XSS 등 </w:t>
-            </w:r>
-            <w:proofErr w:type="spellStart"/>
-            <w:r>
-              <w:t>입력값</w:t>
-            </w:r>
-            <w:proofErr w:type="spellEnd"/>
-            <w:r>
-              <w:t xml:space="preserve"> 관련 보안 약점 방지</w:t>
+              <w:t>(1) SQL Injection, XSS 등 입력값 관련 보안 약점 방지</w:t>
             </w:r>
           </w:p>
         </w:tc>
@@ -11452,15 +10957,7 @@
           </w:tcPr>
           <w:p>
             <w:r>
-              <w:t xml:space="preserve">(2) Null Pointer </w:t>
-            </w:r>
-            <w:proofErr w:type="spellStart"/>
-            <w:r>
-              <w:t>역참조</w:t>
-            </w:r>
-            <w:proofErr w:type="spellEnd"/>
-            <w:r>
-              <w:t>, 부적절한 자원 해제 등 오류 방지</w:t>
+              <w:t>(2) Null Pointer 역참조, 부적절한 자원 해제 등 오류 방지</w:t>
             </w:r>
           </w:p>
         </w:tc>
@@ -11767,15 +11264,7 @@
           </w:tcPr>
           <w:p>
             <w:r>
-              <w:t xml:space="preserve">(3) 다양한 언어를 지원하는 단위 테스트 프레임워크 (JUnit, </w:t>
-            </w:r>
-            <w:proofErr w:type="spellStart"/>
-            <w:r>
-              <w:t>CppUnit</w:t>
-            </w:r>
-            <w:proofErr w:type="spellEnd"/>
-            <w:r>
-              <w:t xml:space="preserve"> 등)</w:t>
+              <w:t>(3) 다양한 언어를 지원하는 단위 테스트 프레임워크 (JUnit, CppUnit 등)</w:t>
             </w:r>
           </w:p>
         </w:tc>
@@ -11867,15 +11356,7 @@
         <w:spacing w:before="200" w:after="100"/>
       </w:pPr>
       <w:r>
-        <w:t xml:space="preserve">Q10. 애플리케이션 성능을 모니터링하고 장애 요인을 분석하는 도구(예: </w:t>
-      </w:r>
-      <w:proofErr w:type="spellStart"/>
-      <w:r>
-        <w:t>스카우터</w:t>
-      </w:r>
-      <w:proofErr w:type="spellEnd"/>
-      <w:r>
-        <w:t>, 제니퍼)를 영문 약어로 무엇이라 하는가?</w:t>
+        <w:t>Q10. 애플리케이션 성능을 모니터링하고 장애 요인을 분석하는 도구(예: 스카우터, 제니퍼)를 영문 약어로 무엇이라 하는가?</w:t>
       </w:r>
     </w:p>
     <w:p>
@@ -12540,15 +12021,7 @@
         <w:spacing w:before="200" w:after="100"/>
       </w:pPr>
       <w:r>
-        <w:t xml:space="preserve">Q3. 기획 단계에서 화면 설계 산출물이 발전해 나가는 일반적인 순서를 올바르게 </w:t>
-      </w:r>
-      <w:proofErr w:type="spellStart"/>
-      <w:r>
-        <w:t>나열하시오</w:t>
-      </w:r>
-      <w:proofErr w:type="spellEnd"/>
-      <w:r>
-        <w:t>.</w:t>
+        <w:t>Q3. 기획 단계에서 화면 설계 산출물이 발전해 나가는 일반적인 순서를 올바르게 나열하시오.</w:t>
       </w:r>
     </w:p>
     <w:p>
@@ -12562,25 +12035,7 @@
           <w:iCs/>
           <w:color w:val="555555"/>
         </w:rPr>
-        <w:t xml:space="preserve">스토리보드, </w:t>
-      </w:r>
-      <w:proofErr w:type="spellStart"/>
-      <w:r>
-        <w:rPr>
-          <w:i/>
-          <w:iCs/>
-          <w:color w:val="555555"/>
-        </w:rPr>
-        <w:t>목업</w:t>
-      </w:r>
-      <w:proofErr w:type="spellEnd"/>
-      <w:r>
-        <w:rPr>
-          <w:i/>
-          <w:iCs/>
-          <w:color w:val="555555"/>
-        </w:rPr>
-        <w:t>, 프로토타입, 와이어프레임</w:t>
+        <w:t>스토리보드, 목업, 프로토타입, 와이어프레임</w:t>
       </w:r>
     </w:p>
     <w:p>
@@ -13308,15 +12763,7 @@
           </w:tcPr>
           <w:p>
             <w:r>
-              <w:t xml:space="preserve">(2) UI 구성요소는 조작 가능하고 </w:t>
-            </w:r>
-            <w:proofErr w:type="spellStart"/>
-            <w:r>
-              <w:t>내비게이션할</w:t>
-            </w:r>
-            <w:proofErr w:type="spellEnd"/>
-            <w:r>
-              <w:t xml:space="preserve"> 수 있어야 함</w:t>
+              <w:t>(2) UI 구성요소는 조작 가능하고 내비게이션할 수 있어야 함</w:t>
             </w:r>
           </w:p>
         </w:tc>
@@ -13695,23 +13142,7 @@
         <w:spacing w:before="200" w:after="100"/>
       </w:pPr>
       <w:r>
-        <w:t xml:space="preserve">Q2. 프로그램을 실행하지 않고 명세서나 소스 코드를 대상으로 분석하는 테스트를 </w:t>
-      </w:r>
-      <w:proofErr w:type="gramStart"/>
-      <w:r>
-        <w:t>( ①</w:t>
-      </w:r>
-      <w:proofErr w:type="gramEnd"/>
-      <w:r>
-        <w:t xml:space="preserve"> )이라 하며, 대표적인 리뷰 기법으로는 동료 검토, </w:t>
-      </w:r>
-      <w:proofErr w:type="spellStart"/>
-      <w:r>
-        <w:t>워크스루</w:t>
-      </w:r>
-      <w:proofErr w:type="spellEnd"/>
-      <w:r>
-        <w:t>, ( ② )이(가) 있다.</w:t>
+        <w:t>Q2. 프로그램을 실행하지 않고 명세서나 소스 코드를 대상으로 분석하는 테스트를 ( ① )이라 하며, 대표적인 리뷰 기법으로는 동료 검토, 워크스루, ( ② )이(가) 있다.</w:t>
       </w:r>
     </w:p>
     <w:p>
@@ -14012,15 +13443,7 @@
         <w:spacing w:before="200" w:after="100"/>
       </w:pPr>
       <w:r>
-        <w:t xml:space="preserve">Q4. 사용자 관점에서 명세서를 바탕으로 기능 위주로 검사하는 </w:t>
-      </w:r>
-      <w:proofErr w:type="gramStart"/>
-      <w:r>
-        <w:t>( ①</w:t>
-      </w:r>
-      <w:proofErr w:type="gramEnd"/>
-      <w:r>
-        <w:t xml:space="preserve"> ) 테스트의 주요 기법 3가지를 쓰시오.</w:t>
+        <w:t>Q4. 사용자 관점에서 명세서를 바탕으로 기능 위주로 검사하는 ( ① ) 테스트의 주요 기법 3가지를 쓰시오.</w:t>
       </w:r>
     </w:p>
     <w:p>
@@ -14067,15 +13490,7 @@
         <w:spacing w:before="200" w:after="100"/>
       </w:pPr>
       <w:r>
-        <w:t xml:space="preserve">Q5. V-모델의 테스트 레벨 4단계를 수행 순서대로 올바르게 </w:t>
-      </w:r>
-      <w:proofErr w:type="spellStart"/>
-      <w:r>
-        <w:t>나열하시오</w:t>
-      </w:r>
-      <w:proofErr w:type="spellEnd"/>
-      <w:r>
-        <w:t>.</w:t>
+        <w:t>Q5. V-모델의 테스트 레벨 4단계를 수행 순서대로 올바르게 나열하시오.</w:t>
       </w:r>
     </w:p>
     <w:p>
@@ -14327,57 +13742,21 @@
           <w:iCs/>
           <w:color w:val="555555"/>
         </w:rPr>
-        <w:t xml:space="preserve">1. 상위 모듈에서 하위 모듈 방향으로 통합하는 방식을 </w:t>
-      </w:r>
-      <w:proofErr w:type="gramStart"/>
+        <w:t>1. 상위 모듈에서 하위 모듈 방향으로 통합하는 방식을 ( ① )이라 하며, 아직 개발되지 않은 하위 모듈을 대체하기 위해 사용하는 가짜 객체를 ( ② )라 한다.</w:t>
+      </w:r>
+    </w:p>
+    <w:p>
+      <w:pPr>
+        <w:spacing w:before="80" w:after="80"/>
+        <w:ind w:left="400"/>
+      </w:pPr>
       <w:r>
         <w:rPr>
           <w:i/>
           <w:iCs/>
           <w:color w:val="555555"/>
         </w:rPr>
-        <w:t>( ①</w:t>
-      </w:r>
-      <w:proofErr w:type="gramEnd"/>
-      <w:r>
-        <w:rPr>
-          <w:i/>
-          <w:iCs/>
-          <w:color w:val="555555"/>
-        </w:rPr>
-        <w:t xml:space="preserve"> )이라 하며, 아직 개발되지 않은 하위 모듈을 대체하기 위해 사용하는 가짜 객체를 ( ② )라 한다.</w:t>
-      </w:r>
-    </w:p>
-    <w:p>
-      <w:pPr>
-        <w:spacing w:before="80" w:after="80"/>
-        <w:ind w:left="400"/>
-      </w:pPr>
-      <w:r>
-        <w:rPr>
-          <w:i/>
-          <w:iCs/>
-          <w:color w:val="555555"/>
-        </w:rPr>
-        <w:t xml:space="preserve">2. 하위 모듈에서 상위 모듈 방향으로 통합하는 방식을 </w:t>
-      </w:r>
-      <w:proofErr w:type="gramStart"/>
-      <w:r>
-        <w:rPr>
-          <w:i/>
-          <w:iCs/>
-          <w:color w:val="555555"/>
-        </w:rPr>
-        <w:t>( ③</w:t>
-      </w:r>
-      <w:proofErr w:type="gramEnd"/>
-      <w:r>
-        <w:rPr>
-          <w:i/>
-          <w:iCs/>
-          <w:color w:val="555555"/>
-        </w:rPr>
-        <w:t xml:space="preserve"> )이라 하며, 제어를 위해 작성하는 가짜 프로그램을 ( ④ )라 한다.</w:t>
+        <w:t>2. 하위 모듈에서 상위 모듈 방향으로 통합하는 방식을 ( ③ )이라 하며, 제어를 위해 작성하는 가짜 프로그램을 ( ④ )라 한다.</w:t>
       </w:r>
     </w:p>
     <w:p>
@@ -14456,15 +13835,7 @@
         <w:spacing w:before="200" w:after="100"/>
       </w:pPr>
       <w:r>
-        <w:t xml:space="preserve">Q9. 테스트 오라클 기법을 </w:t>
-      </w:r>
-      <w:proofErr w:type="spellStart"/>
-      <w:r>
-        <w:t>연결하시오</w:t>
-      </w:r>
-      <w:proofErr w:type="spellEnd"/>
-      <w:r>
-        <w:t>.</w:t>
+        <w:t>Q9. 테스트 오라클 기법을 연결하시오.</w:t>
       </w:r>
     </w:p>
     <w:tbl>
@@ -14563,15 +13934,7 @@
           </w:tcPr>
           <w:p>
             <w:r>
-              <w:t xml:space="preserve">(1) 모든 </w:t>
-            </w:r>
-            <w:proofErr w:type="spellStart"/>
-            <w:r>
-              <w:t>입력값에</w:t>
-            </w:r>
-            <w:proofErr w:type="spellEnd"/>
-            <w:r>
-              <w:t xml:space="preserve"> 대해 기대 결과를 생성하여 오류를 모두 검출 가능</w:t>
+              <w:t>(1) 모든 입력값에 대해 기대 결과를 생성하여 오류를 모두 검출 가능</w:t>
             </w:r>
           </w:p>
         </w:tc>
@@ -14621,15 +13984,7 @@
           </w:tcPr>
           <w:p>
             <w:r>
-              <w:t xml:space="preserve">(2) 특정 몇 개의 </w:t>
-            </w:r>
-            <w:proofErr w:type="spellStart"/>
-            <w:r>
-              <w:t>입력값에</w:t>
-            </w:r>
-            <w:proofErr w:type="spellEnd"/>
-            <w:r>
-              <w:t xml:space="preserve"> 대해서만 기대 결과를 제공, 나머지는 추정으로 처리</w:t>
+              <w:t>(2) 특정 몇 개의 입력값에 대해서만 기대 결과를 제공, 나머지는 추정으로 처리</w:t>
             </w:r>
           </w:p>
         </w:tc>
@@ -14671,15 +14026,7 @@
         <w:spacing w:before="200" w:after="100"/>
       </w:pPr>
       <w:r>
-        <w:t xml:space="preserve">Q10. 소프트웨어 결함 관련 용어 중 원인과 결과의 흐름을 알맞게 </w:t>
-      </w:r>
-      <w:proofErr w:type="spellStart"/>
-      <w:r>
-        <w:t>나열하시오</w:t>
-      </w:r>
-      <w:proofErr w:type="spellEnd"/>
-      <w:r>
-        <w:t>. (오류, 실패, 결함)</w:t>
+        <w:t>Q10. 소프트웨어 결함 관련 용어 중 원인과 결과의 흐름을 알맞게 나열하시오. (오류, 실패, 결함)</w:t>
       </w:r>
     </w:p>
     <w:p>
@@ -14693,25 +14040,7 @@
           <w:iCs/>
           <w:color w:val="555555"/>
         </w:rPr>
-        <w:t xml:space="preserve">개발자의 실수로 인해 </w:t>
-      </w:r>
-      <w:proofErr w:type="gramStart"/>
-      <w:r>
-        <w:rPr>
-          <w:i/>
-          <w:iCs/>
-          <w:color w:val="555555"/>
-        </w:rPr>
-        <w:t>( ①</w:t>
-      </w:r>
-      <w:proofErr w:type="gramEnd"/>
-      <w:r>
-        <w:rPr>
-          <w:i/>
-          <w:iCs/>
-          <w:color w:val="555555"/>
-        </w:rPr>
-        <w:t xml:space="preserve"> )가 발생하고, 이것이 소프트웨어 산출물에 포함되면 ( ② )이 되며, 프로그램 실행 중 겉으로 표출되어 기대와 다르게 동작하면 ( ③ )이라 부른다.</w:t>
+        <w:t>개발자의 실수로 인해 ( ① )가 발생하고, 이것이 소프트웨어 산출물에 포함되면 ( ② )이 되며, 프로그램 실행 중 겉으로 표출되어 기대와 다르게 동작하면 ( ③ )이라 부른다.</w:t>
       </w:r>
     </w:p>
     <w:p>
@@ -14796,10 +14125,12 @@
             <w14:round/>
           </w14:textOutline>
         </w:rPr>
-        <w:t xml:space="preserve">CREATE TABLE </w:t>
-      </w:r>
-      <w:proofErr w:type="spellStart"/>
-      <w:r>
+        <w:t>CREATE TABLE 테이블명 (컬럼명 타입, 컬럼명 타입);</w:t>
+      </w:r>
+    </w:p>
+    <w:p>
+      <w:pPr>
+        <w:spacing w:before="280" w:after="160"/>
         <w:rPr>
           <w:bCs/>
           <w:color w:val="000000" w:themeColor="text1"/>
@@ -14816,9 +14147,7 @@
             <w14:round/>
           </w14:textOutline>
         </w:rPr>
-        <w:t>테이블명</w:t>
-      </w:r>
-      <w:proofErr w:type="spellEnd"/>
+      </w:pPr>
       <w:r>
         <w:rPr>
           <w:bCs/>
@@ -14836,10 +14165,12 @@
             <w14:round/>
           </w14:textOutline>
         </w:rPr>
-        <w:t xml:space="preserve"> (</w:t>
-      </w:r>
-      <w:proofErr w:type="spellStart"/>
-      <w:r>
+        <w:t>ALTER TABLE 테이블명 ADD 컬럼명 타입 [제약조건];</w:t>
+      </w:r>
+    </w:p>
+    <w:p>
+      <w:pPr>
+        <w:spacing w:before="280" w:after="160"/>
         <w:rPr>
           <w:bCs/>
           <w:color w:val="000000" w:themeColor="text1"/>
@@ -14856,9 +14187,7 @@
             <w14:round/>
           </w14:textOutline>
         </w:rPr>
-        <w:t>컬럼명</w:t>
-      </w:r>
-      <w:proofErr w:type="spellEnd"/>
+      </w:pPr>
       <w:r>
         <w:rPr>
           <w:bCs/>
@@ -14876,10 +14205,12 @@
             <w14:round/>
           </w14:textOutline>
         </w:rPr>
-        <w:t xml:space="preserve"> 타입, </w:t>
-      </w:r>
-      <w:proofErr w:type="spellStart"/>
-      <w:r>
+        <w:t>ALTER TABLE 테이블명 DROP COLUMN 컬럼명;</w:t>
+      </w:r>
+    </w:p>
+    <w:p>
+      <w:pPr>
+        <w:spacing w:before="280" w:after="160"/>
         <w:rPr>
           <w:bCs/>
           <w:color w:val="000000" w:themeColor="text1"/>
@@ -14896,9 +14227,7 @@
             <w14:round/>
           </w14:textOutline>
         </w:rPr>
-        <w:t>컬럼명</w:t>
-      </w:r>
-      <w:proofErr w:type="spellEnd"/>
+      </w:pPr>
       <w:r>
         <w:rPr>
           <w:bCs/>
@@ -14916,7 +14245,7 @@
             <w14:round/>
           </w14:textOutline>
         </w:rPr>
-        <w:t xml:space="preserve"> 타입);</w:t>
+        <w:t>ALTER TABLE 테이블명 RENAME TO 새테이블명;</w:t>
       </w:r>
     </w:p>
     <w:p>
@@ -14956,10 +14285,12 @@
             <w14:round/>
           </w14:textOutline>
         </w:rPr>
-        <w:t xml:space="preserve">ALTER TABLE </w:t>
-      </w:r>
-      <w:proofErr w:type="spellStart"/>
-      <w:r>
+        <w:t>ALTER TABLE 테이블명 RENAME COLUMN 컬럼명 TO 새컬럼명;</w:t>
+      </w:r>
+    </w:p>
+    <w:p>
+      <w:pPr>
+        <w:spacing w:before="280" w:after="160"/>
         <w:rPr>
           <w:bCs/>
           <w:color w:val="000000" w:themeColor="text1"/>
@@ -14976,9 +14307,7 @@
             <w14:round/>
           </w14:textOutline>
         </w:rPr>
-        <w:t>테이블명</w:t>
-      </w:r>
-      <w:proofErr w:type="spellEnd"/>
+      </w:pPr>
       <w:r>
         <w:rPr>
           <w:bCs/>
@@ -14996,10 +14325,12 @@
             <w14:round/>
           </w14:textOutline>
         </w:rPr>
-        <w:t xml:space="preserve"> ADD </w:t>
-      </w:r>
-      <w:proofErr w:type="spellStart"/>
-      <w:r>
+        <w:t>ALTER TABLE 테이블명 MODIFY 컬럼명 새타입 [제약조건]</w:t>
+      </w:r>
+    </w:p>
+    <w:p>
+      <w:pPr>
+        <w:spacing w:before="280" w:after="160"/>
         <w:rPr>
           <w:bCs/>
           <w:color w:val="000000" w:themeColor="text1"/>
@@ -15016,9 +14347,7 @@
             <w14:round/>
           </w14:textOutline>
         </w:rPr>
-        <w:t>컬럼명</w:t>
-      </w:r>
-      <w:proofErr w:type="spellEnd"/>
+      </w:pPr>
       <w:r>
         <w:rPr>
           <w:bCs/>
@@ -15036,7 +14365,7 @@
             <w14:round/>
           </w14:textOutline>
         </w:rPr>
-        <w:t xml:space="preserve"> 타입 [제약조건];</w:t>
+        <w:t>SELECT 검색대상 FROM 테이블명 WHERE 조건 GROUP BY 그룹 HAVING 그룹조건 ORDER BY 정렬대상;</w:t>
       </w:r>
     </w:p>
     <w:p>
@@ -15076,10 +14405,12 @@
             <w14:round/>
           </w14:textOutline>
         </w:rPr>
-        <w:t xml:space="preserve">ALTER TABLE </w:t>
-      </w:r>
-      <w:proofErr w:type="spellStart"/>
-      <w:r>
+        <w:t>SELECT DISTINCT 검색대상 FROM 테이블명;</w:t>
+      </w:r>
+    </w:p>
+    <w:p>
+      <w:pPr>
+        <w:spacing w:before="280" w:after="160"/>
         <w:rPr>
           <w:bCs/>
           <w:color w:val="000000" w:themeColor="text1"/>
@@ -15096,9 +14427,7 @@
             <w14:round/>
           </w14:textOutline>
         </w:rPr>
-        <w:t>테이블명</w:t>
-      </w:r>
-      <w:proofErr w:type="spellEnd"/>
+      </w:pPr>
       <w:r>
         <w:rPr>
           <w:bCs/>
@@ -15116,10 +14445,12 @@
             <w14:round/>
           </w14:textOutline>
         </w:rPr>
-        <w:t xml:space="preserve"> DROP COLUMN </w:t>
-      </w:r>
-      <w:proofErr w:type="spellStart"/>
-      <w:r>
+        <w:t>INSERT INTO 테이블명 VALUES (내용);</w:t>
+      </w:r>
+    </w:p>
+    <w:p>
+      <w:pPr>
+        <w:spacing w:before="280" w:after="160"/>
         <w:rPr>
           <w:bCs/>
           <w:color w:val="000000" w:themeColor="text1"/>
@@ -15136,9 +14467,7 @@
             <w14:round/>
           </w14:textOutline>
         </w:rPr>
-        <w:t>컬럼명</w:t>
-      </w:r>
-      <w:proofErr w:type="spellEnd"/>
+      </w:pPr>
       <w:r>
         <w:rPr>
           <w:bCs/>
@@ -15156,7 +14485,7 @@
             <w14:round/>
           </w14:textOutline>
         </w:rPr>
-        <w:t>;</w:t>
+        <w:t>DELETE FROM 테이블명 WHERE 조건;</w:t>
       </w:r>
     </w:p>
     <w:p>
@@ -15196,927 +14525,7 @@
             <w14:round/>
           </w14:textOutline>
         </w:rPr>
-        <w:t xml:space="preserve">ALTER TABLE </w:t>
-      </w:r>
-      <w:proofErr w:type="spellStart"/>
-      <w:r>
-        <w:rPr>
-          <w:bCs/>
-          <w:color w:val="000000" w:themeColor="text1"/>
-          <w:sz w:val="24"/>
-          <w:szCs w:val="24"/>
-          <w14:shadow w14:blurRad="38100" w14:dist="19050" w14:dir="2700000" w14:sx="100000" w14:sy="100000" w14:kx="0" w14:ky="0" w14:algn="tl">
-            <w14:schemeClr w14:val="dk1">
-              <w14:alpha w14:val="60000"/>
-            </w14:schemeClr>
-          </w14:shadow>
-          <w14:textOutline w14:w="0" w14:cap="flat" w14:cmpd="sng" w14:algn="ctr">
-            <w14:noFill/>
-            <w14:prstDash w14:val="solid"/>
-            <w14:round/>
-          </w14:textOutline>
-        </w:rPr>
-        <w:t>테이블명</w:t>
-      </w:r>
-      <w:proofErr w:type="spellEnd"/>
-      <w:r>
-        <w:rPr>
-          <w:bCs/>
-          <w:color w:val="000000" w:themeColor="text1"/>
-          <w:sz w:val="24"/>
-          <w:szCs w:val="24"/>
-          <w14:shadow w14:blurRad="38100" w14:dist="19050" w14:dir="2700000" w14:sx="100000" w14:sy="100000" w14:kx="0" w14:ky="0" w14:algn="tl">
-            <w14:schemeClr w14:val="dk1">
-              <w14:alpha w14:val="60000"/>
-            </w14:schemeClr>
-          </w14:shadow>
-          <w14:textOutline w14:w="0" w14:cap="flat" w14:cmpd="sng" w14:algn="ctr">
-            <w14:noFill/>
-            <w14:prstDash w14:val="solid"/>
-            <w14:round/>
-          </w14:textOutline>
-        </w:rPr>
-        <w:t xml:space="preserve"> RENAME TO </w:t>
-      </w:r>
-      <w:proofErr w:type="spellStart"/>
-      <w:r>
-        <w:rPr>
-          <w:bCs/>
-          <w:color w:val="000000" w:themeColor="text1"/>
-          <w:sz w:val="24"/>
-          <w:szCs w:val="24"/>
-          <w14:shadow w14:blurRad="38100" w14:dist="19050" w14:dir="2700000" w14:sx="100000" w14:sy="100000" w14:kx="0" w14:ky="0" w14:algn="tl">
-            <w14:schemeClr w14:val="dk1">
-              <w14:alpha w14:val="60000"/>
-            </w14:schemeClr>
-          </w14:shadow>
-          <w14:textOutline w14:w="0" w14:cap="flat" w14:cmpd="sng" w14:algn="ctr">
-            <w14:noFill/>
-            <w14:prstDash w14:val="solid"/>
-            <w14:round/>
-          </w14:textOutline>
-        </w:rPr>
-        <w:t>새테이블명</w:t>
-      </w:r>
-      <w:proofErr w:type="spellEnd"/>
-      <w:r>
-        <w:rPr>
-          <w:bCs/>
-          <w:color w:val="000000" w:themeColor="text1"/>
-          <w:sz w:val="24"/>
-          <w:szCs w:val="24"/>
-          <w14:shadow w14:blurRad="38100" w14:dist="19050" w14:dir="2700000" w14:sx="100000" w14:sy="100000" w14:kx="0" w14:ky="0" w14:algn="tl">
-            <w14:schemeClr w14:val="dk1">
-              <w14:alpha w14:val="60000"/>
-            </w14:schemeClr>
-          </w14:shadow>
-          <w14:textOutline w14:w="0" w14:cap="flat" w14:cmpd="sng" w14:algn="ctr">
-            <w14:noFill/>
-            <w14:prstDash w14:val="solid"/>
-            <w14:round/>
-          </w14:textOutline>
-        </w:rPr>
-        <w:t>;</w:t>
-      </w:r>
-    </w:p>
-    <w:p>
-      <w:pPr>
-        <w:spacing w:before="280" w:after="160"/>
-        <w:rPr>
-          <w:bCs/>
-          <w:color w:val="000000" w:themeColor="text1"/>
-          <w:sz w:val="24"/>
-          <w:szCs w:val="24"/>
-          <w14:shadow w14:blurRad="38100" w14:dist="19050" w14:dir="2700000" w14:sx="100000" w14:sy="100000" w14:kx="0" w14:ky="0" w14:algn="tl">
-            <w14:schemeClr w14:val="dk1">
-              <w14:alpha w14:val="60000"/>
-            </w14:schemeClr>
-          </w14:shadow>
-          <w14:textOutline w14:w="0" w14:cap="flat" w14:cmpd="sng" w14:algn="ctr">
-            <w14:noFill/>
-            <w14:prstDash w14:val="solid"/>
-            <w14:round/>
-          </w14:textOutline>
-        </w:rPr>
-      </w:pPr>
-      <w:r>
-        <w:rPr>
-          <w:bCs/>
-          <w:color w:val="000000" w:themeColor="text1"/>
-          <w:sz w:val="24"/>
-          <w:szCs w:val="24"/>
-          <w14:shadow w14:blurRad="38100" w14:dist="19050" w14:dir="2700000" w14:sx="100000" w14:sy="100000" w14:kx="0" w14:ky="0" w14:algn="tl">
-            <w14:schemeClr w14:val="dk1">
-              <w14:alpha w14:val="60000"/>
-            </w14:schemeClr>
-          </w14:shadow>
-          <w14:textOutline w14:w="0" w14:cap="flat" w14:cmpd="sng" w14:algn="ctr">
-            <w14:noFill/>
-            <w14:prstDash w14:val="solid"/>
-            <w14:round/>
-          </w14:textOutline>
-        </w:rPr>
-        <w:t xml:space="preserve">ALTER TABLE </w:t>
-      </w:r>
-      <w:proofErr w:type="spellStart"/>
-      <w:r>
-        <w:rPr>
-          <w:bCs/>
-          <w:color w:val="000000" w:themeColor="text1"/>
-          <w:sz w:val="24"/>
-          <w:szCs w:val="24"/>
-          <w14:shadow w14:blurRad="38100" w14:dist="19050" w14:dir="2700000" w14:sx="100000" w14:sy="100000" w14:kx="0" w14:ky="0" w14:algn="tl">
-            <w14:schemeClr w14:val="dk1">
-              <w14:alpha w14:val="60000"/>
-            </w14:schemeClr>
-          </w14:shadow>
-          <w14:textOutline w14:w="0" w14:cap="flat" w14:cmpd="sng" w14:algn="ctr">
-            <w14:noFill/>
-            <w14:prstDash w14:val="solid"/>
-            <w14:round/>
-          </w14:textOutline>
-        </w:rPr>
-        <w:t>테이블명</w:t>
-      </w:r>
-      <w:proofErr w:type="spellEnd"/>
-      <w:r>
-        <w:rPr>
-          <w:bCs/>
-          <w:color w:val="000000" w:themeColor="text1"/>
-          <w:sz w:val="24"/>
-          <w:szCs w:val="24"/>
-          <w14:shadow w14:blurRad="38100" w14:dist="19050" w14:dir="2700000" w14:sx="100000" w14:sy="100000" w14:kx="0" w14:ky="0" w14:algn="tl">
-            <w14:schemeClr w14:val="dk1">
-              <w14:alpha w14:val="60000"/>
-            </w14:schemeClr>
-          </w14:shadow>
-          <w14:textOutline w14:w="0" w14:cap="flat" w14:cmpd="sng" w14:algn="ctr">
-            <w14:noFill/>
-            <w14:prstDash w14:val="solid"/>
-            <w14:round/>
-          </w14:textOutline>
-        </w:rPr>
-        <w:t xml:space="preserve"> RENAME COLUMN </w:t>
-      </w:r>
-      <w:proofErr w:type="spellStart"/>
-      <w:r>
-        <w:rPr>
-          <w:bCs/>
-          <w:color w:val="000000" w:themeColor="text1"/>
-          <w:sz w:val="24"/>
-          <w:szCs w:val="24"/>
-          <w14:shadow w14:blurRad="38100" w14:dist="19050" w14:dir="2700000" w14:sx="100000" w14:sy="100000" w14:kx="0" w14:ky="0" w14:algn="tl">
-            <w14:schemeClr w14:val="dk1">
-              <w14:alpha w14:val="60000"/>
-            </w14:schemeClr>
-          </w14:shadow>
-          <w14:textOutline w14:w="0" w14:cap="flat" w14:cmpd="sng" w14:algn="ctr">
-            <w14:noFill/>
-            <w14:prstDash w14:val="solid"/>
-            <w14:round/>
-          </w14:textOutline>
-        </w:rPr>
-        <w:t>컬럼명</w:t>
-      </w:r>
-      <w:proofErr w:type="spellEnd"/>
-      <w:r>
-        <w:rPr>
-          <w:bCs/>
-          <w:color w:val="000000" w:themeColor="text1"/>
-          <w:sz w:val="24"/>
-          <w:szCs w:val="24"/>
-          <w14:shadow w14:blurRad="38100" w14:dist="19050" w14:dir="2700000" w14:sx="100000" w14:sy="100000" w14:kx="0" w14:ky="0" w14:algn="tl">
-            <w14:schemeClr w14:val="dk1">
-              <w14:alpha w14:val="60000"/>
-            </w14:schemeClr>
-          </w14:shadow>
-          <w14:textOutline w14:w="0" w14:cap="flat" w14:cmpd="sng" w14:algn="ctr">
-            <w14:noFill/>
-            <w14:prstDash w14:val="solid"/>
-            <w14:round/>
-          </w14:textOutline>
-        </w:rPr>
-        <w:t xml:space="preserve"> TO </w:t>
-      </w:r>
-      <w:proofErr w:type="spellStart"/>
-      <w:r>
-        <w:rPr>
-          <w:bCs/>
-          <w:color w:val="000000" w:themeColor="text1"/>
-          <w:sz w:val="24"/>
-          <w:szCs w:val="24"/>
-          <w14:shadow w14:blurRad="38100" w14:dist="19050" w14:dir="2700000" w14:sx="100000" w14:sy="100000" w14:kx="0" w14:ky="0" w14:algn="tl">
-            <w14:schemeClr w14:val="dk1">
-              <w14:alpha w14:val="60000"/>
-            </w14:schemeClr>
-          </w14:shadow>
-          <w14:textOutline w14:w="0" w14:cap="flat" w14:cmpd="sng" w14:algn="ctr">
-            <w14:noFill/>
-            <w14:prstDash w14:val="solid"/>
-            <w14:round/>
-          </w14:textOutline>
-        </w:rPr>
-        <w:t>새컬럼명</w:t>
-      </w:r>
-      <w:proofErr w:type="spellEnd"/>
-      <w:r>
-        <w:rPr>
-          <w:bCs/>
-          <w:color w:val="000000" w:themeColor="text1"/>
-          <w:sz w:val="24"/>
-          <w:szCs w:val="24"/>
-          <w14:shadow w14:blurRad="38100" w14:dist="19050" w14:dir="2700000" w14:sx="100000" w14:sy="100000" w14:kx="0" w14:ky="0" w14:algn="tl">
-            <w14:schemeClr w14:val="dk1">
-              <w14:alpha w14:val="60000"/>
-            </w14:schemeClr>
-          </w14:shadow>
-          <w14:textOutline w14:w="0" w14:cap="flat" w14:cmpd="sng" w14:algn="ctr">
-            <w14:noFill/>
-            <w14:prstDash w14:val="solid"/>
-            <w14:round/>
-          </w14:textOutline>
-        </w:rPr>
-        <w:t>;</w:t>
-      </w:r>
-    </w:p>
-    <w:p>
-      <w:pPr>
-        <w:spacing w:before="280" w:after="160"/>
-        <w:rPr>
-          <w:bCs/>
-          <w:color w:val="000000" w:themeColor="text1"/>
-          <w:sz w:val="24"/>
-          <w:szCs w:val="24"/>
-          <w14:shadow w14:blurRad="38100" w14:dist="19050" w14:dir="2700000" w14:sx="100000" w14:sy="100000" w14:kx="0" w14:ky="0" w14:algn="tl">
-            <w14:schemeClr w14:val="dk1">
-              <w14:alpha w14:val="60000"/>
-            </w14:schemeClr>
-          </w14:shadow>
-          <w14:textOutline w14:w="0" w14:cap="flat" w14:cmpd="sng" w14:algn="ctr">
-            <w14:noFill/>
-            <w14:prstDash w14:val="solid"/>
-            <w14:round/>
-          </w14:textOutline>
-        </w:rPr>
-      </w:pPr>
-      <w:r>
-        <w:rPr>
-          <w:bCs/>
-          <w:color w:val="000000" w:themeColor="text1"/>
-          <w:sz w:val="24"/>
-          <w:szCs w:val="24"/>
-          <w14:shadow w14:blurRad="38100" w14:dist="19050" w14:dir="2700000" w14:sx="100000" w14:sy="100000" w14:kx="0" w14:ky="0" w14:algn="tl">
-            <w14:schemeClr w14:val="dk1">
-              <w14:alpha w14:val="60000"/>
-            </w14:schemeClr>
-          </w14:shadow>
-          <w14:textOutline w14:w="0" w14:cap="flat" w14:cmpd="sng" w14:algn="ctr">
-            <w14:noFill/>
-            <w14:prstDash w14:val="solid"/>
-            <w14:round/>
-          </w14:textOutline>
-        </w:rPr>
-        <w:t xml:space="preserve">ALTER TABLE </w:t>
-      </w:r>
-      <w:proofErr w:type="spellStart"/>
-      <w:r>
-        <w:rPr>
-          <w:bCs/>
-          <w:color w:val="000000" w:themeColor="text1"/>
-          <w:sz w:val="24"/>
-          <w:szCs w:val="24"/>
-          <w14:shadow w14:blurRad="38100" w14:dist="19050" w14:dir="2700000" w14:sx="100000" w14:sy="100000" w14:kx="0" w14:ky="0" w14:algn="tl">
-            <w14:schemeClr w14:val="dk1">
-              <w14:alpha w14:val="60000"/>
-            </w14:schemeClr>
-          </w14:shadow>
-          <w14:textOutline w14:w="0" w14:cap="flat" w14:cmpd="sng" w14:algn="ctr">
-            <w14:noFill/>
-            <w14:prstDash w14:val="solid"/>
-            <w14:round/>
-          </w14:textOutline>
-        </w:rPr>
-        <w:t>테이블명</w:t>
-      </w:r>
-      <w:proofErr w:type="spellEnd"/>
-      <w:r>
-        <w:rPr>
-          <w:bCs/>
-          <w:color w:val="000000" w:themeColor="text1"/>
-          <w:sz w:val="24"/>
-          <w:szCs w:val="24"/>
-          <w14:shadow w14:blurRad="38100" w14:dist="19050" w14:dir="2700000" w14:sx="100000" w14:sy="100000" w14:kx="0" w14:ky="0" w14:algn="tl">
-            <w14:schemeClr w14:val="dk1">
-              <w14:alpha w14:val="60000"/>
-            </w14:schemeClr>
-          </w14:shadow>
-          <w14:textOutline w14:w="0" w14:cap="flat" w14:cmpd="sng" w14:algn="ctr">
-            <w14:noFill/>
-            <w14:prstDash w14:val="solid"/>
-            <w14:round/>
-          </w14:textOutline>
-        </w:rPr>
-        <w:t xml:space="preserve"> MODIFY </w:t>
-      </w:r>
-      <w:proofErr w:type="spellStart"/>
-      <w:r>
-        <w:rPr>
-          <w:bCs/>
-          <w:color w:val="000000" w:themeColor="text1"/>
-          <w:sz w:val="24"/>
-          <w:szCs w:val="24"/>
-          <w14:shadow w14:blurRad="38100" w14:dist="19050" w14:dir="2700000" w14:sx="100000" w14:sy="100000" w14:kx="0" w14:ky="0" w14:algn="tl">
-            <w14:schemeClr w14:val="dk1">
-              <w14:alpha w14:val="60000"/>
-            </w14:schemeClr>
-          </w14:shadow>
-          <w14:textOutline w14:w="0" w14:cap="flat" w14:cmpd="sng" w14:algn="ctr">
-            <w14:noFill/>
-            <w14:prstDash w14:val="solid"/>
-            <w14:round/>
-          </w14:textOutline>
-        </w:rPr>
-        <w:t>컬럼명</w:t>
-      </w:r>
-      <w:proofErr w:type="spellEnd"/>
-      <w:r>
-        <w:rPr>
-          <w:bCs/>
-          <w:color w:val="000000" w:themeColor="text1"/>
-          <w:sz w:val="24"/>
-          <w:szCs w:val="24"/>
-          <w14:shadow w14:blurRad="38100" w14:dist="19050" w14:dir="2700000" w14:sx="100000" w14:sy="100000" w14:kx="0" w14:ky="0" w14:algn="tl">
-            <w14:schemeClr w14:val="dk1">
-              <w14:alpha w14:val="60000"/>
-            </w14:schemeClr>
-          </w14:shadow>
-          <w14:textOutline w14:w="0" w14:cap="flat" w14:cmpd="sng" w14:algn="ctr">
-            <w14:noFill/>
-            <w14:prstDash w14:val="solid"/>
-            <w14:round/>
-          </w14:textOutline>
-        </w:rPr>
-        <w:t xml:space="preserve"> </w:t>
-      </w:r>
-      <w:proofErr w:type="spellStart"/>
-      <w:r>
-        <w:rPr>
-          <w:bCs/>
-          <w:color w:val="000000" w:themeColor="text1"/>
-          <w:sz w:val="24"/>
-          <w:szCs w:val="24"/>
-          <w14:shadow w14:blurRad="38100" w14:dist="19050" w14:dir="2700000" w14:sx="100000" w14:sy="100000" w14:kx="0" w14:ky="0" w14:algn="tl">
-            <w14:schemeClr w14:val="dk1">
-              <w14:alpha w14:val="60000"/>
-            </w14:schemeClr>
-          </w14:shadow>
-          <w14:textOutline w14:w="0" w14:cap="flat" w14:cmpd="sng" w14:algn="ctr">
-            <w14:noFill/>
-            <w14:prstDash w14:val="solid"/>
-            <w14:round/>
-          </w14:textOutline>
-        </w:rPr>
-        <w:t>새타입</w:t>
-      </w:r>
-      <w:proofErr w:type="spellEnd"/>
-      <w:r>
-        <w:rPr>
-          <w:bCs/>
-          <w:color w:val="000000" w:themeColor="text1"/>
-          <w:sz w:val="24"/>
-          <w:szCs w:val="24"/>
-          <w14:shadow w14:blurRad="38100" w14:dist="19050" w14:dir="2700000" w14:sx="100000" w14:sy="100000" w14:kx="0" w14:ky="0" w14:algn="tl">
-            <w14:schemeClr w14:val="dk1">
-              <w14:alpha w14:val="60000"/>
-            </w14:schemeClr>
-          </w14:shadow>
-          <w14:textOutline w14:w="0" w14:cap="flat" w14:cmpd="sng" w14:algn="ctr">
-            <w14:noFill/>
-            <w14:prstDash w14:val="solid"/>
-            <w14:round/>
-          </w14:textOutline>
-        </w:rPr>
-        <w:t xml:space="preserve"> [제약조건]</w:t>
-      </w:r>
-    </w:p>
-    <w:p>
-      <w:pPr>
-        <w:spacing w:before="280" w:after="160"/>
-        <w:rPr>
-          <w:bCs/>
-          <w:color w:val="000000" w:themeColor="text1"/>
-          <w:sz w:val="24"/>
-          <w:szCs w:val="24"/>
-          <w14:shadow w14:blurRad="38100" w14:dist="19050" w14:dir="2700000" w14:sx="100000" w14:sy="100000" w14:kx="0" w14:ky="0" w14:algn="tl">
-            <w14:schemeClr w14:val="dk1">
-              <w14:alpha w14:val="60000"/>
-            </w14:schemeClr>
-          </w14:shadow>
-          <w14:textOutline w14:w="0" w14:cap="flat" w14:cmpd="sng" w14:algn="ctr">
-            <w14:noFill/>
-            <w14:prstDash w14:val="solid"/>
-            <w14:round/>
-          </w14:textOutline>
-        </w:rPr>
-      </w:pPr>
-      <w:r>
-        <w:rPr>
-          <w:bCs/>
-          <w:color w:val="000000" w:themeColor="text1"/>
-          <w:sz w:val="24"/>
-          <w:szCs w:val="24"/>
-          <w14:shadow w14:blurRad="38100" w14:dist="19050" w14:dir="2700000" w14:sx="100000" w14:sy="100000" w14:kx="0" w14:ky="0" w14:algn="tl">
-            <w14:schemeClr w14:val="dk1">
-              <w14:alpha w14:val="60000"/>
-            </w14:schemeClr>
-          </w14:shadow>
-          <w14:textOutline w14:w="0" w14:cap="flat" w14:cmpd="sng" w14:algn="ctr">
-            <w14:noFill/>
-            <w14:prstDash w14:val="solid"/>
-            <w14:round/>
-          </w14:textOutline>
-        </w:rPr>
-        <w:t xml:space="preserve">SELECT 검색대상 FROM </w:t>
-      </w:r>
-      <w:proofErr w:type="spellStart"/>
-      <w:r>
-        <w:rPr>
-          <w:bCs/>
-          <w:color w:val="000000" w:themeColor="text1"/>
-          <w:sz w:val="24"/>
-          <w:szCs w:val="24"/>
-          <w14:shadow w14:blurRad="38100" w14:dist="19050" w14:dir="2700000" w14:sx="100000" w14:sy="100000" w14:kx="0" w14:ky="0" w14:algn="tl">
-            <w14:schemeClr w14:val="dk1">
-              <w14:alpha w14:val="60000"/>
-            </w14:schemeClr>
-          </w14:shadow>
-          <w14:textOutline w14:w="0" w14:cap="flat" w14:cmpd="sng" w14:algn="ctr">
-            <w14:noFill/>
-            <w14:prstDash w14:val="solid"/>
-            <w14:round/>
-          </w14:textOutline>
-        </w:rPr>
-        <w:t>테이블명</w:t>
-      </w:r>
-      <w:proofErr w:type="spellEnd"/>
-      <w:r>
-        <w:rPr>
-          <w:bCs/>
-          <w:color w:val="000000" w:themeColor="text1"/>
-          <w:sz w:val="24"/>
-          <w:szCs w:val="24"/>
-          <w14:shadow w14:blurRad="38100" w14:dist="19050" w14:dir="2700000" w14:sx="100000" w14:sy="100000" w14:kx="0" w14:ky="0" w14:algn="tl">
-            <w14:schemeClr w14:val="dk1">
-              <w14:alpha w14:val="60000"/>
-            </w14:schemeClr>
-          </w14:shadow>
-          <w14:textOutline w14:w="0" w14:cap="flat" w14:cmpd="sng" w14:algn="ctr">
-            <w14:noFill/>
-            <w14:prstDash w14:val="solid"/>
-            <w14:round/>
-          </w14:textOutline>
-        </w:rPr>
-        <w:t xml:space="preserve"> WHERE 조건 GROUP BY 그룹 HAVING </w:t>
-      </w:r>
-      <w:proofErr w:type="spellStart"/>
-      <w:r>
-        <w:rPr>
-          <w:bCs/>
-          <w:color w:val="000000" w:themeColor="text1"/>
-          <w:sz w:val="24"/>
-          <w:szCs w:val="24"/>
-          <w14:shadow w14:blurRad="38100" w14:dist="19050" w14:dir="2700000" w14:sx="100000" w14:sy="100000" w14:kx="0" w14:ky="0" w14:algn="tl">
-            <w14:schemeClr w14:val="dk1">
-              <w14:alpha w14:val="60000"/>
-            </w14:schemeClr>
-          </w14:shadow>
-          <w14:textOutline w14:w="0" w14:cap="flat" w14:cmpd="sng" w14:algn="ctr">
-            <w14:noFill/>
-            <w14:prstDash w14:val="solid"/>
-            <w14:round/>
-          </w14:textOutline>
-        </w:rPr>
-        <w:t>그룹조건</w:t>
-      </w:r>
-      <w:proofErr w:type="spellEnd"/>
-      <w:r>
-        <w:rPr>
-          <w:bCs/>
-          <w:color w:val="000000" w:themeColor="text1"/>
-          <w:sz w:val="24"/>
-          <w:szCs w:val="24"/>
-          <w14:shadow w14:blurRad="38100" w14:dist="19050" w14:dir="2700000" w14:sx="100000" w14:sy="100000" w14:kx="0" w14:ky="0" w14:algn="tl">
-            <w14:schemeClr w14:val="dk1">
-              <w14:alpha w14:val="60000"/>
-            </w14:schemeClr>
-          </w14:shadow>
-          <w14:textOutline w14:w="0" w14:cap="flat" w14:cmpd="sng" w14:algn="ctr">
-            <w14:noFill/>
-            <w14:prstDash w14:val="solid"/>
-            <w14:round/>
-          </w14:textOutline>
-        </w:rPr>
-        <w:t xml:space="preserve"> ORDER BY </w:t>
-      </w:r>
-      <w:proofErr w:type="spellStart"/>
-      <w:r>
-        <w:rPr>
-          <w:bCs/>
-          <w:color w:val="000000" w:themeColor="text1"/>
-          <w:sz w:val="24"/>
-          <w:szCs w:val="24"/>
-          <w14:shadow w14:blurRad="38100" w14:dist="19050" w14:dir="2700000" w14:sx="100000" w14:sy="100000" w14:kx="0" w14:ky="0" w14:algn="tl">
-            <w14:schemeClr w14:val="dk1">
-              <w14:alpha w14:val="60000"/>
-            </w14:schemeClr>
-          </w14:shadow>
-          <w14:textOutline w14:w="0" w14:cap="flat" w14:cmpd="sng" w14:algn="ctr">
-            <w14:noFill/>
-            <w14:prstDash w14:val="solid"/>
-            <w14:round/>
-          </w14:textOutline>
-        </w:rPr>
-        <w:t>정렬대상</w:t>
-      </w:r>
-      <w:proofErr w:type="spellEnd"/>
-      <w:r>
-        <w:rPr>
-          <w:bCs/>
-          <w:color w:val="000000" w:themeColor="text1"/>
-          <w:sz w:val="24"/>
-          <w:szCs w:val="24"/>
-          <w14:shadow w14:blurRad="38100" w14:dist="19050" w14:dir="2700000" w14:sx="100000" w14:sy="100000" w14:kx="0" w14:ky="0" w14:algn="tl">
-            <w14:schemeClr w14:val="dk1">
-              <w14:alpha w14:val="60000"/>
-            </w14:schemeClr>
-          </w14:shadow>
-          <w14:textOutline w14:w="0" w14:cap="flat" w14:cmpd="sng" w14:algn="ctr">
-            <w14:noFill/>
-            <w14:prstDash w14:val="solid"/>
-            <w14:round/>
-          </w14:textOutline>
-        </w:rPr>
-        <w:t>;</w:t>
-      </w:r>
-    </w:p>
-    <w:p>
-      <w:pPr>
-        <w:spacing w:before="280" w:after="160"/>
-        <w:rPr>
-          <w:bCs/>
-          <w:color w:val="000000" w:themeColor="text1"/>
-          <w:sz w:val="24"/>
-          <w:szCs w:val="24"/>
-          <w14:shadow w14:blurRad="38100" w14:dist="19050" w14:dir="2700000" w14:sx="100000" w14:sy="100000" w14:kx="0" w14:ky="0" w14:algn="tl">
-            <w14:schemeClr w14:val="dk1">
-              <w14:alpha w14:val="60000"/>
-            </w14:schemeClr>
-          </w14:shadow>
-          <w14:textOutline w14:w="0" w14:cap="flat" w14:cmpd="sng" w14:algn="ctr">
-            <w14:noFill/>
-            <w14:prstDash w14:val="solid"/>
-            <w14:round/>
-          </w14:textOutline>
-        </w:rPr>
-      </w:pPr>
-      <w:r>
-        <w:rPr>
-          <w:bCs/>
-          <w:color w:val="000000" w:themeColor="text1"/>
-          <w:sz w:val="24"/>
-          <w:szCs w:val="24"/>
-          <w14:shadow w14:blurRad="38100" w14:dist="19050" w14:dir="2700000" w14:sx="100000" w14:sy="100000" w14:kx="0" w14:ky="0" w14:algn="tl">
-            <w14:schemeClr w14:val="dk1">
-              <w14:alpha w14:val="60000"/>
-            </w14:schemeClr>
-          </w14:shadow>
-          <w14:textOutline w14:w="0" w14:cap="flat" w14:cmpd="sng" w14:algn="ctr">
-            <w14:noFill/>
-            <w14:prstDash w14:val="solid"/>
-            <w14:round/>
-          </w14:textOutline>
-        </w:rPr>
-        <w:t xml:space="preserve">SELECT DISTINCT 검색대상 FROM </w:t>
-      </w:r>
-      <w:proofErr w:type="spellStart"/>
-      <w:r>
-        <w:rPr>
-          <w:bCs/>
-          <w:color w:val="000000" w:themeColor="text1"/>
-          <w:sz w:val="24"/>
-          <w:szCs w:val="24"/>
-          <w14:shadow w14:blurRad="38100" w14:dist="19050" w14:dir="2700000" w14:sx="100000" w14:sy="100000" w14:kx="0" w14:ky="0" w14:algn="tl">
-            <w14:schemeClr w14:val="dk1">
-              <w14:alpha w14:val="60000"/>
-            </w14:schemeClr>
-          </w14:shadow>
-          <w14:textOutline w14:w="0" w14:cap="flat" w14:cmpd="sng" w14:algn="ctr">
-            <w14:noFill/>
-            <w14:prstDash w14:val="solid"/>
-            <w14:round/>
-          </w14:textOutline>
-        </w:rPr>
-        <w:t>테이블명</w:t>
-      </w:r>
-      <w:proofErr w:type="spellEnd"/>
-      <w:r>
-        <w:rPr>
-          <w:bCs/>
-          <w:color w:val="000000" w:themeColor="text1"/>
-          <w:sz w:val="24"/>
-          <w:szCs w:val="24"/>
-          <w14:shadow w14:blurRad="38100" w14:dist="19050" w14:dir="2700000" w14:sx="100000" w14:sy="100000" w14:kx="0" w14:ky="0" w14:algn="tl">
-            <w14:schemeClr w14:val="dk1">
-              <w14:alpha w14:val="60000"/>
-            </w14:schemeClr>
-          </w14:shadow>
-          <w14:textOutline w14:w="0" w14:cap="flat" w14:cmpd="sng" w14:algn="ctr">
-            <w14:noFill/>
-            <w14:prstDash w14:val="solid"/>
-            <w14:round/>
-          </w14:textOutline>
-        </w:rPr>
-        <w:t>;</w:t>
-      </w:r>
-    </w:p>
-    <w:p>
-      <w:pPr>
-        <w:spacing w:before="280" w:after="160"/>
-        <w:rPr>
-          <w:bCs/>
-          <w:color w:val="000000" w:themeColor="text1"/>
-          <w:sz w:val="24"/>
-          <w:szCs w:val="24"/>
-          <w14:shadow w14:blurRad="38100" w14:dist="19050" w14:dir="2700000" w14:sx="100000" w14:sy="100000" w14:kx="0" w14:ky="0" w14:algn="tl">
-            <w14:schemeClr w14:val="dk1">
-              <w14:alpha w14:val="60000"/>
-            </w14:schemeClr>
-          </w14:shadow>
-          <w14:textOutline w14:w="0" w14:cap="flat" w14:cmpd="sng" w14:algn="ctr">
-            <w14:noFill/>
-            <w14:prstDash w14:val="solid"/>
-            <w14:round/>
-          </w14:textOutline>
-        </w:rPr>
-      </w:pPr>
-      <w:r>
-        <w:rPr>
-          <w:bCs/>
-          <w:color w:val="000000" w:themeColor="text1"/>
-          <w:sz w:val="24"/>
-          <w:szCs w:val="24"/>
-          <w14:shadow w14:blurRad="38100" w14:dist="19050" w14:dir="2700000" w14:sx="100000" w14:sy="100000" w14:kx="0" w14:ky="0" w14:algn="tl">
-            <w14:schemeClr w14:val="dk1">
-              <w14:alpha w14:val="60000"/>
-            </w14:schemeClr>
-          </w14:shadow>
-          <w14:textOutline w14:w="0" w14:cap="flat" w14:cmpd="sng" w14:algn="ctr">
-            <w14:noFill/>
-            <w14:prstDash w14:val="solid"/>
-            <w14:round/>
-          </w14:textOutline>
-        </w:rPr>
-        <w:t xml:space="preserve">INSERT INTO </w:t>
-      </w:r>
-      <w:proofErr w:type="spellStart"/>
-      <w:r>
-        <w:rPr>
-          <w:bCs/>
-          <w:color w:val="000000" w:themeColor="text1"/>
-          <w:sz w:val="24"/>
-          <w:szCs w:val="24"/>
-          <w14:shadow w14:blurRad="38100" w14:dist="19050" w14:dir="2700000" w14:sx="100000" w14:sy="100000" w14:kx="0" w14:ky="0" w14:algn="tl">
-            <w14:schemeClr w14:val="dk1">
-              <w14:alpha w14:val="60000"/>
-            </w14:schemeClr>
-          </w14:shadow>
-          <w14:textOutline w14:w="0" w14:cap="flat" w14:cmpd="sng" w14:algn="ctr">
-            <w14:noFill/>
-            <w14:prstDash w14:val="solid"/>
-            <w14:round/>
-          </w14:textOutline>
-        </w:rPr>
-        <w:t>테이블명</w:t>
-      </w:r>
-      <w:proofErr w:type="spellEnd"/>
-      <w:r>
-        <w:rPr>
-          <w:bCs/>
-          <w:color w:val="000000" w:themeColor="text1"/>
-          <w:sz w:val="24"/>
-          <w:szCs w:val="24"/>
-          <w14:shadow w14:blurRad="38100" w14:dist="19050" w14:dir="2700000" w14:sx="100000" w14:sy="100000" w14:kx="0" w14:ky="0" w14:algn="tl">
-            <w14:schemeClr w14:val="dk1">
-              <w14:alpha w14:val="60000"/>
-            </w14:schemeClr>
-          </w14:shadow>
-          <w14:textOutline w14:w="0" w14:cap="flat" w14:cmpd="sng" w14:algn="ctr">
-            <w14:noFill/>
-            <w14:prstDash w14:val="solid"/>
-            <w14:round/>
-          </w14:textOutline>
-        </w:rPr>
-        <w:t xml:space="preserve"> VALUES (내용);</w:t>
-      </w:r>
-    </w:p>
-    <w:p>
-      <w:pPr>
-        <w:spacing w:before="280" w:after="160"/>
-        <w:rPr>
-          <w:bCs/>
-          <w:color w:val="000000" w:themeColor="text1"/>
-          <w:sz w:val="24"/>
-          <w:szCs w:val="24"/>
-          <w14:shadow w14:blurRad="38100" w14:dist="19050" w14:dir="2700000" w14:sx="100000" w14:sy="100000" w14:kx="0" w14:ky="0" w14:algn="tl">
-            <w14:schemeClr w14:val="dk1">
-              <w14:alpha w14:val="60000"/>
-            </w14:schemeClr>
-          </w14:shadow>
-          <w14:textOutline w14:w="0" w14:cap="flat" w14:cmpd="sng" w14:algn="ctr">
-            <w14:noFill/>
-            <w14:prstDash w14:val="solid"/>
-            <w14:round/>
-          </w14:textOutline>
-        </w:rPr>
-      </w:pPr>
-      <w:r>
-        <w:rPr>
-          <w:bCs/>
-          <w:color w:val="000000" w:themeColor="text1"/>
-          <w:sz w:val="24"/>
-          <w:szCs w:val="24"/>
-          <w14:shadow w14:blurRad="38100" w14:dist="19050" w14:dir="2700000" w14:sx="100000" w14:sy="100000" w14:kx="0" w14:ky="0" w14:algn="tl">
-            <w14:schemeClr w14:val="dk1">
-              <w14:alpha w14:val="60000"/>
-            </w14:schemeClr>
-          </w14:shadow>
-          <w14:textOutline w14:w="0" w14:cap="flat" w14:cmpd="sng" w14:algn="ctr">
-            <w14:noFill/>
-            <w14:prstDash w14:val="solid"/>
-            <w14:round/>
-          </w14:textOutline>
-        </w:rPr>
-        <w:t xml:space="preserve">DELETE FROM </w:t>
-      </w:r>
-      <w:proofErr w:type="spellStart"/>
-      <w:r>
-        <w:rPr>
-          <w:bCs/>
-          <w:color w:val="000000" w:themeColor="text1"/>
-          <w:sz w:val="24"/>
-          <w:szCs w:val="24"/>
-          <w14:shadow w14:blurRad="38100" w14:dist="19050" w14:dir="2700000" w14:sx="100000" w14:sy="100000" w14:kx="0" w14:ky="0" w14:algn="tl">
-            <w14:schemeClr w14:val="dk1">
-              <w14:alpha w14:val="60000"/>
-            </w14:schemeClr>
-          </w14:shadow>
-          <w14:textOutline w14:w="0" w14:cap="flat" w14:cmpd="sng" w14:algn="ctr">
-            <w14:noFill/>
-            <w14:prstDash w14:val="solid"/>
-            <w14:round/>
-          </w14:textOutline>
-        </w:rPr>
-        <w:t>테이블명</w:t>
-      </w:r>
-      <w:proofErr w:type="spellEnd"/>
-      <w:r>
-        <w:rPr>
-          <w:bCs/>
-          <w:color w:val="000000" w:themeColor="text1"/>
-          <w:sz w:val="24"/>
-          <w:szCs w:val="24"/>
-          <w14:shadow w14:blurRad="38100" w14:dist="19050" w14:dir="2700000" w14:sx="100000" w14:sy="100000" w14:kx="0" w14:ky="0" w14:algn="tl">
-            <w14:schemeClr w14:val="dk1">
-              <w14:alpha w14:val="60000"/>
-            </w14:schemeClr>
-          </w14:shadow>
-          <w14:textOutline w14:w="0" w14:cap="flat" w14:cmpd="sng" w14:algn="ctr">
-            <w14:noFill/>
-            <w14:prstDash w14:val="solid"/>
-            <w14:round/>
-          </w14:textOutline>
-        </w:rPr>
-        <w:t xml:space="preserve"> WHERE 조건;</w:t>
-      </w:r>
-    </w:p>
-    <w:p>
-      <w:pPr>
-        <w:spacing w:before="280" w:after="160"/>
-        <w:rPr>
-          <w:bCs/>
-          <w:color w:val="000000" w:themeColor="text1"/>
-          <w:sz w:val="24"/>
-          <w:szCs w:val="24"/>
-          <w14:shadow w14:blurRad="38100" w14:dist="19050" w14:dir="2700000" w14:sx="100000" w14:sy="100000" w14:kx="0" w14:ky="0" w14:algn="tl">
-            <w14:schemeClr w14:val="dk1">
-              <w14:alpha w14:val="60000"/>
-            </w14:schemeClr>
-          </w14:shadow>
-          <w14:textOutline w14:w="0" w14:cap="flat" w14:cmpd="sng" w14:algn="ctr">
-            <w14:noFill/>
-            <w14:prstDash w14:val="solid"/>
-            <w14:round/>
-          </w14:textOutline>
-        </w:rPr>
-      </w:pPr>
-      <w:r>
-        <w:rPr>
-          <w:bCs/>
-          <w:color w:val="000000" w:themeColor="text1"/>
-          <w:sz w:val="24"/>
-          <w:szCs w:val="24"/>
-          <w14:shadow w14:blurRad="38100" w14:dist="19050" w14:dir="2700000" w14:sx="100000" w14:sy="100000" w14:kx="0" w14:ky="0" w14:algn="tl">
-            <w14:schemeClr w14:val="dk1">
-              <w14:alpha w14:val="60000"/>
-            </w14:schemeClr>
-          </w14:shadow>
-          <w14:textOutline w14:w="0" w14:cap="flat" w14:cmpd="sng" w14:algn="ctr">
-            <w14:noFill/>
-            <w14:prstDash w14:val="solid"/>
-            <w14:round/>
-          </w14:textOutline>
-        </w:rPr>
-        <w:t xml:space="preserve">UPDATE </w:t>
-      </w:r>
-      <w:proofErr w:type="spellStart"/>
-      <w:r>
-        <w:rPr>
-          <w:bCs/>
-          <w:color w:val="000000" w:themeColor="text1"/>
-          <w:sz w:val="24"/>
-          <w:szCs w:val="24"/>
-          <w14:shadow w14:blurRad="38100" w14:dist="19050" w14:dir="2700000" w14:sx="100000" w14:sy="100000" w14:kx="0" w14:ky="0" w14:algn="tl">
-            <w14:schemeClr w14:val="dk1">
-              <w14:alpha w14:val="60000"/>
-            </w14:schemeClr>
-          </w14:shadow>
-          <w14:textOutline w14:w="0" w14:cap="flat" w14:cmpd="sng" w14:algn="ctr">
-            <w14:noFill/>
-            <w14:prstDash w14:val="solid"/>
-            <w14:round/>
-          </w14:textOutline>
-        </w:rPr>
-        <w:t>테이블명</w:t>
-      </w:r>
-      <w:proofErr w:type="spellEnd"/>
-      <w:r>
-        <w:rPr>
-          <w:bCs/>
-          <w:color w:val="000000" w:themeColor="text1"/>
-          <w:sz w:val="24"/>
-          <w:szCs w:val="24"/>
-          <w14:shadow w14:blurRad="38100" w14:dist="19050" w14:dir="2700000" w14:sx="100000" w14:sy="100000" w14:kx="0" w14:ky="0" w14:algn="tl">
-            <w14:schemeClr w14:val="dk1">
-              <w14:alpha w14:val="60000"/>
-            </w14:schemeClr>
-          </w14:shadow>
-          <w14:textOutline w14:w="0" w14:cap="flat" w14:cmpd="sng" w14:algn="ctr">
-            <w14:noFill/>
-            <w14:prstDash w14:val="solid"/>
-            <w14:round/>
-          </w14:textOutline>
-        </w:rPr>
-        <w:t xml:space="preserve"> SET 컬럼='</w:t>
-      </w:r>
-      <w:proofErr w:type="spellStart"/>
-      <w:r>
-        <w:rPr>
-          <w:bCs/>
-          <w:color w:val="000000" w:themeColor="text1"/>
-          <w:sz w:val="24"/>
-          <w:szCs w:val="24"/>
-          <w14:shadow w14:blurRad="38100" w14:dist="19050" w14:dir="2700000" w14:sx="100000" w14:sy="100000" w14:kx="0" w14:ky="0" w14:algn="tl">
-            <w14:schemeClr w14:val="dk1">
-              <w14:alpha w14:val="60000"/>
-            </w14:schemeClr>
-          </w14:shadow>
-          <w14:textOutline w14:w="0" w14:cap="flat" w14:cmpd="sng" w14:algn="ctr">
-            <w14:noFill/>
-            <w14:prstDash w14:val="solid"/>
-            <w14:round/>
-          </w14:textOutline>
-        </w:rPr>
-        <w:t>변경할값</w:t>
-      </w:r>
-      <w:proofErr w:type="spellEnd"/>
-      <w:r>
-        <w:rPr>
-          <w:bCs/>
-          <w:color w:val="000000" w:themeColor="text1"/>
-          <w:sz w:val="24"/>
-          <w:szCs w:val="24"/>
-          <w14:shadow w14:blurRad="38100" w14:dist="19050" w14:dir="2700000" w14:sx="100000" w14:sy="100000" w14:kx="0" w14:ky="0" w14:algn="tl">
-            <w14:schemeClr w14:val="dk1">
-              <w14:alpha w14:val="60000"/>
-            </w14:schemeClr>
-          </w14:shadow>
-          <w14:textOutline w14:w="0" w14:cap="flat" w14:cmpd="sng" w14:algn="ctr">
-            <w14:noFill/>
-            <w14:prstDash w14:val="solid"/>
-            <w14:round/>
-          </w14:textOutline>
-        </w:rPr>
-        <w:t>' WHERE 조건;</w:t>
+        <w:t>UPDATE 테이블명 SET 컬럼='변경할값' WHERE 조건;</w:t>
       </w:r>
     </w:p>
     <w:p>
@@ -16157,35 +14566,15 @@
           <w:szCs w:val="24"/>
         </w:rPr>
         <w:lastRenderedPageBreak/>
-        <w:t xml:space="preserve">SQL 분류 &amp; </w:t>
-      </w:r>
-      <w:proofErr w:type="spellStart"/>
-      <w:r>
-        <w:rPr>
-          <w:b/>
-          <w:bCs/>
-          <w:color w:val="2E75B6"/>
-          <w:sz w:val="24"/>
-          <w:szCs w:val="24"/>
-        </w:rPr>
-        <w:t>DDL</w:t>
-      </w:r>
-      <w:proofErr w:type="spellEnd"/>
+        <w:t>SQL 분류 &amp; DDL</w:t>
+      </w:r>
     </w:p>
     <w:p>
       <w:pPr>
         <w:spacing w:before="200" w:after="100"/>
       </w:pPr>
       <w:r>
-        <w:t xml:space="preserve">Q1. 다음 SQL 명령어들을 DDL, DML, DCL, TCL로 올바르게 </w:t>
-      </w:r>
-      <w:proofErr w:type="spellStart"/>
-      <w:r>
-        <w:t>분류하시오</w:t>
-      </w:r>
-      <w:proofErr w:type="spellEnd"/>
-      <w:r>
-        <w:t>.</w:t>
+        <w:t>Q1. 다음 SQL 명령어들을 DDL, DML, DCL, TCL로 올바르게 분류하시오.</w:t>
       </w:r>
     </w:p>
     <w:p>
@@ -16231,21 +14620,12 @@
         </w:rPr>
         <w:br/>
       </w:r>
-      <w:proofErr w:type="spellStart"/>
       <w:r>
         <w:rPr>
           <w:color w:val="1F4E79"/>
           <w:sz w:val="18"/>
         </w:rPr>
-        <w:t>DDL</w:t>
-      </w:r>
-      <w:proofErr w:type="spellEnd"/>
-      <w:r>
-        <w:rPr>
-          <w:color w:val="1F4E79"/>
-          <w:sz w:val="18"/>
-        </w:rPr>
-        <w:t>: DROP, ALTER</w:t>
+        <w:t>DDL: DROP, ALTER</w:t>
       </w:r>
       <w:r>
         <w:br/>
@@ -16550,15 +14930,7 @@
         <w:spacing w:before="200" w:after="100"/>
       </w:pPr>
       <w:r>
-        <w:t xml:space="preserve">Q3. SELECT 문의 일반적인 처리(실행) 순서를 </w:t>
-      </w:r>
-      <w:proofErr w:type="spellStart"/>
-      <w:r>
-        <w:t>나열하시오</w:t>
-      </w:r>
-      <w:proofErr w:type="spellEnd"/>
-      <w:r>
-        <w:t>.</w:t>
+        <w:t>Q3. SELECT 문의 일반적인 처리(실행) 순서를 나열하시오.</w:t>
       </w:r>
     </w:p>
     <w:p>
@@ -17033,15 +15405,7 @@
         <w:spacing w:before="200" w:after="100"/>
       </w:pPr>
       <w:r>
-        <w:t xml:space="preserve">Q5. 그룹화 전의 개별 행에 대한 조건 필터링은 </w:t>
-      </w:r>
-      <w:proofErr w:type="gramStart"/>
-      <w:r>
-        <w:t>( ①</w:t>
-      </w:r>
-      <w:proofErr w:type="gramEnd"/>
-      <w:r>
-        <w:t xml:space="preserve"> WHERE / HAVING ) 절, 그룹화 후 집계 함수 조건 필터링은 ( ② WHERE / HAVING ) 절을 사용한다.</w:t>
+        <w:t>Q5. 그룹화 전의 개별 행에 대한 조건 필터링은 ( ① WHERE / HAVING ) 절, 그룹화 후 집계 함수 조건 필터링은 ( ② WHERE / HAVING ) 절을 사용한다.</w:t>
       </w:r>
     </w:p>
     <w:p>
@@ -17106,29 +15470,7 @@
           <w:szCs w:val="24"/>
         </w:rPr>
         <w:lastRenderedPageBreak/>
-        <w:t xml:space="preserve">조인 &amp; </w:t>
-      </w:r>
-      <w:proofErr w:type="spellStart"/>
-      <w:r>
-        <w:rPr>
-          <w:b/>
-          <w:bCs/>
-          <w:color w:val="2E75B6"/>
-          <w:sz w:val="24"/>
-          <w:szCs w:val="24"/>
-        </w:rPr>
-        <w:t>서브쿼리</w:t>
-      </w:r>
-      <w:proofErr w:type="spellEnd"/>
-      <w:r>
-        <w:rPr>
-          <w:b/>
-          <w:bCs/>
-          <w:color w:val="2E75B6"/>
-          <w:sz w:val="24"/>
-          <w:szCs w:val="24"/>
-        </w:rPr>
-        <w:t xml:space="preserve"> &amp; 윈도우 함수</w:t>
+        <w:t>조인 &amp; 서브쿼리 &amp; 윈도우 함수</w:t>
       </w:r>
     </w:p>
     <w:p>
@@ -17954,15 +16296,7 @@
         <w:spacing w:before="200" w:after="100"/>
       </w:pPr>
       <w:r>
-        <w:t xml:space="preserve">Q11. 트랜잭션의 4가지 주요 특성(ACID)을 쓰고, 각각의 의미를 </w:t>
-      </w:r>
-      <w:proofErr w:type="spellStart"/>
-      <w:r>
-        <w:t>연결하시오</w:t>
-      </w:r>
-      <w:proofErr w:type="spellEnd"/>
-      <w:r>
-        <w:t>.</w:t>
+        <w:t>Q11. 트랜잭션의 4가지 주요 특성(ACID)을 쓰고, 각각의 의미를 연결하시오.</w:t>
       </w:r>
     </w:p>
     <w:tbl>
@@ -18086,11 +16420,6 @@
             </w:tcMar>
           </w:tcPr>
           <w:p>
-            <w:pPr>
-              <w:rPr>
-                <w:rFonts w:hint="eastAsia"/>
-              </w:rPr>
-            </w:pPr>
             <w:r>
               <w:t>모두 반영되거나 모두 취소</w:t>
             </w:r>
@@ -18849,15 +17178,7 @@
           </w:tcPr>
           <w:p>
             <w:r>
-              <w:t xml:space="preserve">(1) IP 패킷의 분할 순서 값을 조작하여 수신 측에서 </w:t>
-            </w:r>
-            <w:proofErr w:type="spellStart"/>
-            <w:r>
-              <w:t>재조립</w:t>
-            </w:r>
-            <w:proofErr w:type="spellEnd"/>
-            <w:r>
-              <w:t xml:space="preserve"> 시 오류 유발</w:t>
+              <w:t>(1) IP 패킷의 분할 순서 값을 조작하여 수신 측에서 재조립 시 오류 유발</w:t>
             </w:r>
           </w:p>
         </w:tc>
@@ -19059,14 +17380,9 @@
       <w:pPr>
         <w:spacing w:before="200" w:after="100"/>
       </w:pPr>
-      <w:proofErr w:type="spellStart"/>
       <w:r>
         <w:lastRenderedPageBreak/>
-        <w:t>Q4</w:t>
-      </w:r>
-      <w:proofErr w:type="spellEnd"/>
-      <w:r>
-        <w:t>. 다음 설명에 해당하는 보안 공격 기법 또는 용어를 쓰시오.</w:t>
+        <w:t>Q4. 다음 설명에 해당하는 보안 공격 기법 또는 용어를 쓰시오.</w:t>
       </w:r>
     </w:p>
     <w:tbl>
@@ -19386,36 +17702,8 @@
           <w:iCs/>
           <w:color w:val="555555"/>
         </w:rPr>
-        <w:t xml:space="preserve">[보기] </w:t>
-      </w:r>
-      <w:proofErr w:type="spellStart"/>
-      <w:r>
-        <w:rPr>
-          <w:i/>
-          <w:iCs/>
-          <w:color w:val="555555"/>
-        </w:rPr>
-        <w:t>랜섬웨어</w:t>
-      </w:r>
-      <w:proofErr w:type="spellEnd"/>
-      <w:r>
-        <w:rPr>
-          <w:i/>
-          <w:iCs/>
-          <w:color w:val="555555"/>
-        </w:rPr>
-        <w:t xml:space="preserve">, 웜(Worm), 트로이목마, 스파이웨어, </w:t>
-      </w:r>
-      <w:proofErr w:type="spellStart"/>
-      <w:r>
-        <w:rPr>
-          <w:i/>
-          <w:iCs/>
-          <w:color w:val="555555"/>
-        </w:rPr>
-        <w:t>키로거</w:t>
-      </w:r>
-      <w:proofErr w:type="spellEnd"/>
+        <w:t>[보기] 랜섬웨어, 웜(Worm), 트로이목마, 스파이웨어, 키로거</w:t>
+      </w:r>
     </w:p>
     <w:tbl>
       <w:tblPr>
@@ -19655,15 +17943,7 @@
         <w:spacing w:before="200" w:after="100"/>
       </w:pPr>
       <w:r>
-        <w:t xml:space="preserve">Q6. SQL Injection, XSS, CSRF를 설명과 </w:t>
-      </w:r>
-      <w:proofErr w:type="spellStart"/>
-      <w:r>
-        <w:t>연결하시오</w:t>
-      </w:r>
-      <w:proofErr w:type="spellEnd"/>
-      <w:r>
-        <w:t>.</w:t>
+        <w:t>Q6. SQL Injection, XSS, CSRF를 설명과 연결하시오.</w:t>
       </w:r>
     </w:p>
     <w:tbl>
@@ -19783,11 +18063,6 @@
             </w:tcMar>
           </w:tcPr>
           <w:p>
-            <w:pPr>
-              <w:rPr>
-                <w:rFonts w:hint="eastAsia"/>
-              </w:rPr>
-            </w:pPr>
             <w:r>
               <w:t>SQL 구문 삽입</w:t>
             </w:r>
@@ -20287,15 +18562,7 @@
         <w:spacing w:before="200" w:after="100"/>
       </w:pPr>
       <w:r>
-        <w:t xml:space="preserve">Q8. 비밀번호, PIN 번호 등은 </w:t>
-      </w:r>
-      <w:proofErr w:type="gramStart"/>
-      <w:r>
-        <w:t>( ①</w:t>
-      </w:r>
-      <w:proofErr w:type="gramEnd"/>
-      <w:r>
-        <w:t xml:space="preserve"> ) 기반 인증에 속하고, 지문, 홍채, 정맥 인식 등은 ( ② ) 기반 인증에 속한다.</w:t>
+        <w:t>Q8. 비밀번호, PIN 번호 등은 ( ① ) 기반 인증에 속하고, 지문, 홍채, 정맥 인식 등은 ( ② ) 기반 인증에 속한다.</w:t>
       </w:r>
     </w:p>
     <w:p>
@@ -20319,23 +18586,7 @@
           <w:color w:val="1F4E79"/>
           <w:sz w:val="18"/>
         </w:rPr>
-        <w:t xml:space="preserve">① </w:t>
-      </w:r>
-      <w:proofErr w:type="gramStart"/>
-      <w:r>
-        <w:rPr>
-          <w:color w:val="1F4E79"/>
-          <w:sz w:val="18"/>
-        </w:rPr>
-        <w:t>지식  ②</w:t>
-      </w:r>
-      <w:proofErr w:type="gramEnd"/>
-      <w:r>
-        <w:rPr>
-          <w:color w:val="1F4E79"/>
-          <w:sz w:val="18"/>
-        </w:rPr>
-        <w:t xml:space="preserve"> 생체</w:t>
+        <w:t>① 지식  ② 생체</w:t>
       </w:r>
     </w:p>
     <w:p>
@@ -20649,15 +18900,7 @@
         <w:spacing w:before="200" w:after="100"/>
       </w:pPr>
       <w:r>
-        <w:t xml:space="preserve">Q10. 패스워드 무차별 대입 공격(Brute Force) 방어를 위해 해시 함수에 추가로 넣는 무작위 데이터를 </w:t>
-      </w:r>
-      <w:proofErr w:type="gramStart"/>
-      <w:r>
-        <w:t>( ①</w:t>
-      </w:r>
-      <w:proofErr w:type="gramEnd"/>
-      <w:r>
-        <w:t xml:space="preserve"> )이라 하고, 해시 연산을 여러 번 반복 적용하는 기법을 ( ② )이라 한다.</w:t>
+        <w:t>Q10. 패스워드 무차별 대입 공격(Brute Force) 방어를 위해 해시 함수에 추가로 넣는 무작위 데이터를 ( ① )이라 하고, 해시 연산을 여러 번 반복 적용하는 기법을 ( ② )이라 한다.</w:t>
       </w:r>
     </w:p>
     <w:p>
@@ -20725,7 +18968,6 @@
           </w14:textOutline>
         </w:rPr>
       </w:pPr>
-      <w:proofErr w:type="spellStart"/>
       <w:r>
         <w:rPr>
           <w:bCs/>
@@ -20743,27 +18985,7 @@
             <w14:round/>
           </w14:textOutline>
         </w:rPr>
-        <w:t>IPv4</w:t>
-      </w:r>
-      <w:proofErr w:type="spellEnd"/>
-      <w:r>
-        <w:rPr>
-          <w:bCs/>
-          <w:color w:val="000000" w:themeColor="text1"/>
-          <w:sz w:val="24"/>
-          <w:szCs w:val="24"/>
-          <w14:shadow w14:blurRad="38100" w14:dist="19050" w14:dir="2700000" w14:sx="100000" w14:sy="100000" w14:kx="0" w14:ky="0" w14:algn="tl">
-            <w14:schemeClr w14:val="dk1">
-              <w14:alpha w14:val="60000"/>
-            </w14:schemeClr>
-          </w14:shadow>
-          <w14:textOutline w14:w="0" w14:cap="flat" w14:cmpd="sng" w14:algn="ctr">
-            <w14:noFill/>
-            <w14:prstDash w14:val="solid"/>
-            <w14:round/>
-          </w14:textOutline>
-        </w:rPr>
-        <w:t xml:space="preserve"> + 서브넷마스크</w:t>
+        <w:t>IPv4 + 서브넷마스크</w:t>
       </w:r>
       <w:r>
         <w:rPr>
@@ -20922,47 +19144,7 @@
             <w14:round/>
           </w14:textOutline>
         </w:rPr>
-        <w:t xml:space="preserve">3. 세번째 </w:t>
-      </w:r>
-      <w:proofErr w:type="spellStart"/>
-      <w:r>
-        <w:rPr>
-          <w:bCs/>
-          <w:color w:val="000000" w:themeColor="text1"/>
-          <w:sz w:val="24"/>
-          <w:szCs w:val="24"/>
-          <w14:shadow w14:blurRad="38100" w14:dist="19050" w14:dir="2700000" w14:sx="100000" w14:sy="100000" w14:kx="0" w14:ky="0" w14:algn="tl">
-            <w14:schemeClr w14:val="dk1">
-              <w14:alpha w14:val="60000"/>
-            </w14:schemeClr>
-          </w14:shadow>
-          <w14:textOutline w14:w="0" w14:cap="flat" w14:cmpd="sng" w14:algn="ctr">
-            <w14:noFill/>
-            <w14:prstDash w14:val="solid"/>
-            <w14:round/>
-          </w14:textOutline>
-        </w:rPr>
-        <w:t>옥텟</w:t>
-      </w:r>
-      <w:proofErr w:type="spellEnd"/>
-      <w:r>
-        <w:rPr>
-          <w:bCs/>
-          <w:color w:val="000000" w:themeColor="text1"/>
-          <w:sz w:val="24"/>
-          <w:szCs w:val="24"/>
-          <w14:shadow w14:blurRad="38100" w14:dist="19050" w14:dir="2700000" w14:sx="100000" w14:sy="100000" w14:kx="0" w14:ky="0" w14:algn="tl">
-            <w14:schemeClr w14:val="dk1">
-              <w14:alpha w14:val="60000"/>
-            </w14:schemeClr>
-          </w14:shadow>
-          <w14:textOutline w14:w="0" w14:cap="flat" w14:cmpd="sng" w14:algn="ctr">
-            <w14:noFill/>
-            <w14:prstDash w14:val="solid"/>
-            <w14:round/>
-          </w14:textOutline>
-        </w:rPr>
-        <w:t xml:space="preserve"> 범위 = [</w:t>
+        <w:t>3. 세번째 옥텟 범위 = [</w:t>
       </w:r>
       <w:r>
         <w:rPr>
@@ -21042,47 +19224,7 @@
             <w14:round/>
           </w14:textOutline>
         </w:rPr>
-        <w:t xml:space="preserve">0~ </w:t>
-      </w:r>
-      <w:proofErr w:type="spellStart"/>
-      <w:r>
-        <w:rPr>
-          <w:bCs/>
-          <w:color w:val="000000" w:themeColor="text1"/>
-          <w:sz w:val="24"/>
-          <w:szCs w:val="24"/>
-          <w14:shadow w14:blurRad="38100" w14:dist="19050" w14:dir="2700000" w14:sx="100000" w14:sy="100000" w14:kx="0" w14:ky="0" w14:algn="tl">
-            <w14:schemeClr w14:val="dk1">
-              <w14:alpha w14:val="60000"/>
-            </w14:schemeClr>
-          </w14:shadow>
-          <w14:textOutline w14:w="0" w14:cap="flat" w14:cmpd="sng" w14:algn="ctr">
-            <w14:noFill/>
-            <w14:prstDash w14:val="solid"/>
-            <w14:round/>
-          </w14:textOutline>
-        </w:rPr>
-        <w:t>블럭크기</w:t>
-      </w:r>
-      <w:proofErr w:type="spellEnd"/>
-      <w:r>
-        <w:rPr>
-          <w:bCs/>
-          <w:color w:val="000000" w:themeColor="text1"/>
-          <w:sz w:val="24"/>
-          <w:szCs w:val="24"/>
-          <w14:shadow w14:blurRad="38100" w14:dist="19050" w14:dir="2700000" w14:sx="100000" w14:sy="100000" w14:kx="0" w14:ky="0" w14:algn="tl">
-            <w14:schemeClr w14:val="dk1">
-              <w14:alpha w14:val="60000"/>
-            </w14:schemeClr>
-          </w14:shadow>
-          <w14:textOutline w14:w="0" w14:cap="flat" w14:cmpd="sng" w14:algn="ctr">
-            <w14:noFill/>
-            <w14:prstDash w14:val="solid"/>
-            <w14:round/>
-          </w14:textOutline>
-        </w:rPr>
-        <w:t xml:space="preserve"> / </w:t>
+        <w:t xml:space="preserve">0~ 블럭크기 / </w:t>
       </w:r>
     </w:p>
     <w:p>
@@ -21203,29 +19345,8 @@
             <w14:round/>
           </w14:textOutline>
         </w:rPr>
-        <w:t xml:space="preserve">0~1 / 2~3 / 4~5 </w:t>
-      </w:r>
-      <w:proofErr w:type="gramStart"/>
-      <w:r>
-        <w:rPr>
-          <w:bCs/>
-          <w:color w:val="000000" w:themeColor="text1"/>
-          <w:sz w:val="24"/>
-          <w:szCs w:val="24"/>
-          <w14:shadow w14:blurRad="38100" w14:dist="19050" w14:dir="2700000" w14:sx="100000" w14:sy="100000" w14:kx="0" w14:ky="0" w14:algn="tl">
-            <w14:schemeClr w14:val="dk1">
-              <w14:alpha w14:val="60000"/>
-            </w14:schemeClr>
-          </w14:shadow>
-          <w14:textOutline w14:w="0" w14:cap="flat" w14:cmpd="sng" w14:algn="ctr">
-            <w14:noFill/>
-            <w14:prstDash w14:val="solid"/>
-            <w14:round/>
-          </w14:textOutline>
-        </w:rPr>
-        <w:t>/ ...</w:t>
-      </w:r>
-      <w:proofErr w:type="gramEnd"/>
+        <w:t>0~1 / 2~3 / 4~5 / ...</w:t>
+      </w:r>
     </w:p>
     <w:p>
       <w:pPr>
@@ -21285,10 +19406,13 @@
             <w14:round/>
           </w14:textOutline>
         </w:rPr>
-        <w:t xml:space="preserve"> 255.255.254.0(/23) </w:t>
-      </w:r>
-      <w:proofErr w:type="spellStart"/>
-      <w:r>
+        <w:t xml:space="preserve"> 255.255.254.0(/23) 일때만</w:t>
+      </w:r>
+    </w:p>
+    <w:p>
+      <w:pPr>
+        <w:spacing w:before="280" w:after="160"/>
+        <w:ind w:firstLine="800"/>
         <w:rPr>
           <w:bCs/>
           <w:color w:val="000000" w:themeColor="text1"/>
@@ -21305,14 +19429,8 @@
             <w14:round/>
           </w14:textOutline>
         </w:rPr>
-        <w:t>일때만</w:t>
-      </w:r>
-      <w:proofErr w:type="spellEnd"/>
-    </w:p>
-    <w:p>
-      <w:pPr>
-        <w:spacing w:before="280" w:after="160"/>
-        <w:ind w:firstLine="800"/>
+      </w:pPr>
+      <w:r>
         <w:rPr>
           <w:bCs/>
           <w:color w:val="000000" w:themeColor="text1"/>
@@ -21329,8 +19447,13 @@
             <w14:round/>
           </w14:textOutline>
         </w:rPr>
-      </w:pPr>
-      <w:r>
+        <w:t>192.168.11.20/23 세번째 옥텟 범위 : 10 ~ 11</w:t>
+      </w:r>
+    </w:p>
+    <w:p>
+      <w:pPr>
+        <w:spacing w:before="280" w:after="160"/>
+        <w:ind w:firstLine="800"/>
         <w:rPr>
           <w:bCs/>
           <w:color w:val="000000" w:themeColor="text1"/>
@@ -21347,9 +19470,7 @@
             <w14:round/>
           </w14:textOutline>
         </w:rPr>
-        <w:t xml:space="preserve">192.168.11.20/23 세번째 </w:t>
-      </w:r>
-      <w:proofErr w:type="spellStart"/>
+      </w:pPr>
       <w:r>
         <w:rPr>
           <w:bCs/>
@@ -21367,188 +19488,7 @@
             <w14:round/>
           </w14:textOutline>
         </w:rPr>
-        <w:t>옥텟</w:t>
-      </w:r>
-      <w:proofErr w:type="spellEnd"/>
-      <w:r>
-        <w:rPr>
-          <w:bCs/>
-          <w:color w:val="000000" w:themeColor="text1"/>
-          <w:sz w:val="24"/>
-          <w:szCs w:val="24"/>
-          <w14:shadow w14:blurRad="38100" w14:dist="19050" w14:dir="2700000" w14:sx="100000" w14:sy="100000" w14:kx="0" w14:ky="0" w14:algn="tl">
-            <w14:schemeClr w14:val="dk1">
-              <w14:alpha w14:val="60000"/>
-            </w14:schemeClr>
-          </w14:shadow>
-          <w14:textOutline w14:w="0" w14:cap="flat" w14:cmpd="sng" w14:algn="ctr">
-            <w14:noFill/>
-            <w14:prstDash w14:val="solid"/>
-            <w14:round/>
-          </w14:textOutline>
-        </w:rPr>
-        <w:t xml:space="preserve"> </w:t>
-      </w:r>
-      <w:proofErr w:type="gramStart"/>
-      <w:r>
-        <w:rPr>
-          <w:bCs/>
-          <w:color w:val="000000" w:themeColor="text1"/>
-          <w:sz w:val="24"/>
-          <w:szCs w:val="24"/>
-          <w14:shadow w14:blurRad="38100" w14:dist="19050" w14:dir="2700000" w14:sx="100000" w14:sy="100000" w14:kx="0" w14:ky="0" w14:algn="tl">
-            <w14:schemeClr w14:val="dk1">
-              <w14:alpha w14:val="60000"/>
-            </w14:schemeClr>
-          </w14:shadow>
-          <w14:textOutline w14:w="0" w14:cap="flat" w14:cmpd="sng" w14:algn="ctr">
-            <w14:noFill/>
-            <w14:prstDash w14:val="solid"/>
-            <w14:round/>
-          </w14:textOutline>
-        </w:rPr>
-        <w:t>범위 :</w:t>
-      </w:r>
-      <w:proofErr w:type="gramEnd"/>
-      <w:r>
-        <w:rPr>
-          <w:bCs/>
-          <w:color w:val="000000" w:themeColor="text1"/>
-          <w:sz w:val="24"/>
-          <w:szCs w:val="24"/>
-          <w14:shadow w14:blurRad="38100" w14:dist="19050" w14:dir="2700000" w14:sx="100000" w14:sy="100000" w14:kx="0" w14:ky="0" w14:algn="tl">
-            <w14:schemeClr w14:val="dk1">
-              <w14:alpha w14:val="60000"/>
-            </w14:schemeClr>
-          </w14:shadow>
-          <w14:textOutline w14:w="0" w14:cap="flat" w14:cmpd="sng" w14:algn="ctr">
-            <w14:noFill/>
-            <w14:prstDash w14:val="solid"/>
-            <w14:round/>
-          </w14:textOutline>
-        </w:rPr>
-        <w:t xml:space="preserve"> 10 ~ 11</w:t>
-      </w:r>
-    </w:p>
-    <w:p>
-      <w:pPr>
-        <w:spacing w:before="280" w:after="160"/>
-        <w:ind w:firstLine="800"/>
-        <w:rPr>
-          <w:bCs/>
-          <w:color w:val="000000" w:themeColor="text1"/>
-          <w:sz w:val="24"/>
-          <w:szCs w:val="24"/>
-          <w14:shadow w14:blurRad="38100" w14:dist="19050" w14:dir="2700000" w14:sx="100000" w14:sy="100000" w14:kx="0" w14:ky="0" w14:algn="tl">
-            <w14:schemeClr w14:val="dk1">
-              <w14:alpha w14:val="60000"/>
-            </w14:schemeClr>
-          </w14:shadow>
-          <w14:textOutline w14:w="0" w14:cap="flat" w14:cmpd="sng" w14:algn="ctr">
-            <w14:noFill/>
-            <w14:prstDash w14:val="solid"/>
-            <w14:round/>
-          </w14:textOutline>
-        </w:rPr>
-      </w:pPr>
-      <w:r>
-        <w:rPr>
-          <w:bCs/>
-          <w:color w:val="000000" w:themeColor="text1"/>
-          <w:sz w:val="24"/>
-          <w:szCs w:val="24"/>
-          <w14:shadow w14:blurRad="38100" w14:dist="19050" w14:dir="2700000" w14:sx="100000" w14:sy="100000" w14:kx="0" w14:ky="0" w14:algn="tl">
-            <w14:schemeClr w14:val="dk1">
-              <w14:alpha w14:val="60000"/>
-            </w14:schemeClr>
-          </w14:shadow>
-          <w14:textOutline w14:w="0" w14:cap="flat" w14:cmpd="sng" w14:algn="ctr">
-            <w14:noFill/>
-            <w14:prstDash w14:val="solid"/>
-            <w14:round/>
-          </w14:textOutline>
-        </w:rPr>
-        <w:t xml:space="preserve">192.168.12.200/23 세번째 </w:t>
-      </w:r>
-      <w:proofErr w:type="spellStart"/>
-      <w:r>
-        <w:rPr>
-          <w:bCs/>
-          <w:color w:val="000000" w:themeColor="text1"/>
-          <w:sz w:val="24"/>
-          <w:szCs w:val="24"/>
-          <w14:shadow w14:blurRad="38100" w14:dist="19050" w14:dir="2700000" w14:sx="100000" w14:sy="100000" w14:kx="0" w14:ky="0" w14:algn="tl">
-            <w14:schemeClr w14:val="dk1">
-              <w14:alpha w14:val="60000"/>
-            </w14:schemeClr>
-          </w14:shadow>
-          <w14:textOutline w14:w="0" w14:cap="flat" w14:cmpd="sng" w14:algn="ctr">
-            <w14:noFill/>
-            <w14:prstDash w14:val="solid"/>
-            <w14:round/>
-          </w14:textOutline>
-        </w:rPr>
-        <w:t>옥텟</w:t>
-      </w:r>
-      <w:proofErr w:type="spellEnd"/>
-      <w:r>
-        <w:rPr>
-          <w:bCs/>
-          <w:color w:val="000000" w:themeColor="text1"/>
-          <w:sz w:val="24"/>
-          <w:szCs w:val="24"/>
-          <w14:shadow w14:blurRad="38100" w14:dist="19050" w14:dir="2700000" w14:sx="100000" w14:sy="100000" w14:kx="0" w14:ky="0" w14:algn="tl">
-            <w14:schemeClr w14:val="dk1">
-              <w14:alpha w14:val="60000"/>
-            </w14:schemeClr>
-          </w14:shadow>
-          <w14:textOutline w14:w="0" w14:cap="flat" w14:cmpd="sng" w14:algn="ctr">
-            <w14:noFill/>
-            <w14:prstDash w14:val="solid"/>
-            <w14:round/>
-          </w14:textOutline>
-        </w:rPr>
-        <w:t xml:space="preserve"> </w:t>
-      </w:r>
-      <w:proofErr w:type="gramStart"/>
-      <w:r>
-        <w:rPr>
-          <w:bCs/>
-          <w:color w:val="000000" w:themeColor="text1"/>
-          <w:sz w:val="24"/>
-          <w:szCs w:val="24"/>
-          <w14:shadow w14:blurRad="38100" w14:dist="19050" w14:dir="2700000" w14:sx="100000" w14:sy="100000" w14:kx="0" w14:ky="0" w14:algn="tl">
-            <w14:schemeClr w14:val="dk1">
-              <w14:alpha w14:val="60000"/>
-            </w14:schemeClr>
-          </w14:shadow>
-          <w14:textOutline w14:w="0" w14:cap="flat" w14:cmpd="sng" w14:algn="ctr">
-            <w14:noFill/>
-            <w14:prstDash w14:val="solid"/>
-            <w14:round/>
-          </w14:textOutline>
-        </w:rPr>
-        <w:t>범위 :</w:t>
-      </w:r>
-      <w:proofErr w:type="gramEnd"/>
-      <w:r>
-        <w:rPr>
-          <w:bCs/>
-          <w:color w:val="000000" w:themeColor="text1"/>
-          <w:sz w:val="24"/>
-          <w:szCs w:val="24"/>
-          <w14:shadow w14:blurRad="38100" w14:dist="19050" w14:dir="2700000" w14:sx="100000" w14:sy="100000" w14:kx="0" w14:ky="0" w14:algn="tl">
-            <w14:schemeClr w14:val="dk1">
-              <w14:alpha w14:val="60000"/>
-            </w14:schemeClr>
-          </w14:shadow>
-          <w14:textOutline w14:w="0" w14:cap="flat" w14:cmpd="sng" w14:algn="ctr">
-            <w14:noFill/>
-            <w14:prstDash w14:val="solid"/>
-            <w14:round/>
-          </w14:textOutline>
-        </w:rPr>
-        <w:t xml:space="preserve"> 12 ~ 13</w:t>
+        <w:t>192.168.12.200/23 세번째 옥텟 범위 : 12 ~ 13</w:t>
       </w:r>
     </w:p>
     <w:p>
@@ -21692,7 +19632,6 @@
         </w:rPr>
         <w:t xml:space="preserve">255.255.254.0(/23) </w:t>
       </w:r>
-      <w:proofErr w:type="spellStart"/>
       <w:r>
         <w:rPr>
           <w:rFonts w:hint="eastAsia"/>
@@ -21711,28 +19650,7 @@
             <w14:round/>
           </w14:textOutline>
         </w:rPr>
-        <w:t>일때</w:t>
-      </w:r>
-      <w:proofErr w:type="spellEnd"/>
-      <w:r>
-        <w:rPr>
-          <w:rFonts w:hint="eastAsia"/>
-          <w:bCs/>
-          <w:color w:val="000000" w:themeColor="text1"/>
-          <w:sz w:val="24"/>
-          <w:szCs w:val="24"/>
-          <w14:shadow w14:blurRad="38100" w14:dist="19050" w14:dir="2700000" w14:sx="100000" w14:sy="100000" w14:kx="0" w14:ky="0" w14:algn="tl">
-            <w14:schemeClr w14:val="dk1">
-              <w14:alpha w14:val="60000"/>
-            </w14:schemeClr>
-          </w14:shadow>
-          <w14:textOutline w14:w="0" w14:cap="flat" w14:cmpd="sng" w14:algn="ctr">
-            <w14:noFill/>
-            <w14:prstDash w14:val="solid"/>
-            <w14:round/>
-          </w14:textOutline>
-        </w:rPr>
-        <w:t>,</w:t>
+        <w:t>일때,</w:t>
       </w:r>
       <w:r>
         <w:rPr>
@@ -22391,10 +20309,9 @@
           <w:p>
             <w:r>
               <w:rPr>
-                <w:color w:val="1F4E79"/>
-                <w:sz w:val="16"/>
-              </w:rPr>
-              <w:t>타임 런 아웃</w:t>
+                <w:rFonts w:hint="eastAsia"/>
+              </w:rPr>
+              <w:t>타임아웃</w:t>
             </w:r>
           </w:p>
         </w:tc>
@@ -22425,39 +20342,7 @@
         <w:spacing w:before="200" w:after="100"/>
       </w:pPr>
       <w:r>
-        <w:t>Q3. 다음 스케줄링 알고리즘들을 '</w:t>
-      </w:r>
-      <w:proofErr w:type="spellStart"/>
-      <w:r>
-        <w:t>선점형</w:t>
-      </w:r>
-      <w:proofErr w:type="spellEnd"/>
-      <w:r>
-        <w:t>'과 '</w:t>
-      </w:r>
-      <w:proofErr w:type="spellStart"/>
-      <w:r>
-        <w:t>비선점형</w:t>
-      </w:r>
-      <w:proofErr w:type="spellEnd"/>
-      <w:r>
-        <w:t>'</w:t>
-      </w:r>
-      <w:proofErr w:type="spellStart"/>
-      <w:r>
-        <w:t>으로</w:t>
-      </w:r>
-      <w:proofErr w:type="spellEnd"/>
-      <w:r>
-        <w:t xml:space="preserve"> </w:t>
-      </w:r>
-      <w:proofErr w:type="spellStart"/>
-      <w:r>
-        <w:t>분류하시오</w:t>
-      </w:r>
-      <w:proofErr w:type="spellEnd"/>
-      <w:r>
-        <w:t>.</w:t>
+        <w:t>Q3. 다음 스케줄링 알고리즘들을 '선점형'과 '비선점형'으로 분류하시오.</w:t>
       </w:r>
     </w:p>
     <w:p>
@@ -22498,37 +20383,12 @@
         </w:rPr>
         <w:br/>
       </w:r>
-      <w:proofErr w:type="spellStart"/>
       <w:r>
         <w:rPr>
           <w:color w:val="1F4E79"/>
           <w:sz w:val="18"/>
         </w:rPr>
-        <w:t>선점형</w:t>
-      </w:r>
-      <w:proofErr w:type="spellEnd"/>
-      <w:r>
-        <w:rPr>
-          <w:color w:val="1F4E79"/>
-          <w:sz w:val="18"/>
-        </w:rPr>
-        <w:t xml:space="preserve">: RR, </w:t>
-      </w:r>
-      <w:proofErr w:type="spellStart"/>
-      <w:r>
-        <w:rPr>
-          <w:color w:val="1F4E79"/>
-          <w:sz w:val="18"/>
-        </w:rPr>
-        <w:t>SRT</w:t>
-      </w:r>
-      <w:proofErr w:type="spellEnd"/>
-      <w:r>
-        <w:rPr>
-          <w:color w:val="1F4E79"/>
-          <w:sz w:val="18"/>
-        </w:rPr>
-        <w:t>, 다단계 큐</w:t>
+        <w:t>선점형: RR, SRT, 다단계 큐</w:t>
       </w:r>
       <w:r>
         <w:br/>
@@ -22557,15 +20417,7 @@
         <w:spacing w:before="200" w:after="100"/>
       </w:pPr>
       <w:r>
-        <w:t xml:space="preserve">Q4. (계산 문제) HRN 스케줄링에서 대기 시간이 20초이고, 서비스(실행) 시간이 10초일 때, 우선순위 </w:t>
-      </w:r>
-      <w:proofErr w:type="spellStart"/>
-      <w:r>
-        <w:t>계산값을</w:t>
-      </w:r>
-      <w:proofErr w:type="spellEnd"/>
-      <w:r>
-        <w:t xml:space="preserve"> 구하시오.</w:t>
+        <w:t>Q4. (계산 문제) HRN 스케줄링에서 대기 시간이 20초이고, 서비스(실행) 시간이 10초일 때, 우선순위 계산값을 구하시오.</w:t>
       </w:r>
     </w:p>
     <w:p>
@@ -22844,15 +20696,7 @@
           </w:tcPr>
           <w:p>
             <w:r>
-              <w:t>(2) 메모리에 가장 먼저 들어온 페이지를 교체 (</w:t>
-            </w:r>
-            <w:proofErr w:type="spellStart"/>
-            <w:r>
-              <w:t>벨레이디의</w:t>
-            </w:r>
-            <w:proofErr w:type="spellEnd"/>
-            <w:r>
-              <w:t xml:space="preserve"> 모순 발생 가능)</w:t>
+              <w:t>(2) 메모리에 가장 먼저 들어온 페이지를 교체 (벨레이디의 모순 발생 가능)</w:t>
             </w:r>
           </w:p>
         </w:tc>
@@ -23283,79 +21127,7 @@
           <w:iCs/>
           <w:color w:val="555555"/>
         </w:rPr>
-        <w:t xml:space="preserve">[보기] 32비트 주소, 128비트 주소, </w:t>
-      </w:r>
-      <w:proofErr w:type="spellStart"/>
-      <w:r>
-        <w:rPr>
-          <w:i/>
-          <w:iCs/>
-          <w:color w:val="555555"/>
-        </w:rPr>
-        <w:t>브로드캐스트</w:t>
-      </w:r>
-      <w:proofErr w:type="spellEnd"/>
-      <w:r>
-        <w:rPr>
-          <w:i/>
-          <w:iCs/>
-          <w:color w:val="555555"/>
-        </w:rPr>
-        <w:t xml:space="preserve"> 지원, </w:t>
-      </w:r>
-      <w:proofErr w:type="spellStart"/>
-      <w:r>
-        <w:rPr>
-          <w:i/>
-          <w:iCs/>
-          <w:color w:val="555555"/>
-        </w:rPr>
-        <w:t>애니캐스트</w:t>
-      </w:r>
-      <w:proofErr w:type="spellEnd"/>
-      <w:r>
-        <w:rPr>
-          <w:i/>
-          <w:iCs/>
-          <w:color w:val="555555"/>
-        </w:rPr>
-        <w:t>(</w:t>
-      </w:r>
-      <w:proofErr w:type="spellStart"/>
-      <w:r>
-        <w:rPr>
-          <w:i/>
-          <w:iCs/>
-          <w:color w:val="555555"/>
-        </w:rPr>
-        <w:t>Anycast</w:t>
-      </w:r>
-      <w:proofErr w:type="spellEnd"/>
-      <w:r>
-        <w:rPr>
-          <w:i/>
-          <w:iCs/>
-          <w:color w:val="555555"/>
-        </w:rPr>
-        <w:t xml:space="preserve">) 지원, </w:t>
-      </w:r>
-      <w:proofErr w:type="spellStart"/>
-      <w:r>
-        <w:rPr>
-          <w:i/>
-          <w:iCs/>
-          <w:color w:val="555555"/>
-        </w:rPr>
-        <w:t>IPSec</w:t>
-      </w:r>
-      <w:proofErr w:type="spellEnd"/>
-      <w:r>
-        <w:rPr>
-          <w:i/>
-          <w:iCs/>
-          <w:color w:val="555555"/>
-        </w:rPr>
-        <w:t xml:space="preserve"> 기본 내장, 가변 길이 헤더</w:t>
+        <w:t>[보기] 32비트 주소, 128비트 주소, 브로드캐스트 지원, 애니캐스트(Anycast) 지원, IPSec 기본 내장, 가변 길이 헤더</w:t>
       </w:r>
     </w:p>
     <w:p>
@@ -23365,9 +21137,6 @@
           <w:bottom w:val="single" w:sz="1" w:space="4" w:color="CCCCCC"/>
         </w:pBdr>
         <w:spacing w:after="40"/>
-        <w:rPr>
-          <w:rFonts w:hint="eastAsia"/>
-        </w:rPr>
       </w:pPr>
       <w:r>
         <w:rPr>
@@ -23382,23 +21151,7 @@
           <w:color w:val="1F4E79"/>
           <w:sz w:val="18"/>
         </w:rPr>
-        <w:t xml:space="preserve">128비트 주소, </w:t>
-      </w:r>
-      <w:proofErr w:type="spellStart"/>
-      <w:r>
-        <w:rPr>
-          <w:color w:val="1F4E79"/>
-          <w:sz w:val="18"/>
-        </w:rPr>
-        <w:t>애니캐스트</w:t>
-      </w:r>
-      <w:proofErr w:type="spellEnd"/>
-      <w:r>
-        <w:rPr>
-          <w:color w:val="1F4E79"/>
-          <w:sz w:val="18"/>
-        </w:rPr>
-        <w:t xml:space="preserve"> 지원, IPsec </w:t>
+        <w:t xml:space="preserve">128비트 주소, 애니캐스트 지원, IPsec </w:t>
       </w:r>
       <w:r>
         <w:rPr>
@@ -23413,13 +21166,8 @@
       <w:pPr>
         <w:spacing w:before="200" w:after="100"/>
       </w:pPr>
-      <w:proofErr w:type="spellStart"/>
-      <w:r>
-        <w:t>Q9</w:t>
-      </w:r>
-      <w:proofErr w:type="spellEnd"/>
-      <w:r>
-        <w:t>. 애플리케이션 계층(7계층)의 주요 프로토콜과 포트 번호를 짝지으시오.</w:t>
+      <w:r>
+        <w:t>Q9. 애플리케이션 계층(7계층)의 주요 프로토콜과 포트 번호를 짝지으시오.</w:t>
       </w:r>
     </w:p>
     <w:tbl>
@@ -23726,23 +21474,7 @@
         <w:spacing w:before="200" w:after="100"/>
       </w:pPr>
       <w:r>
-        <w:t xml:space="preserve">Q10. (계산 문제) </w:t>
-      </w:r>
-      <w:proofErr w:type="spellStart"/>
-      <w:r>
-        <w:t>chmod</w:t>
-      </w:r>
-      <w:proofErr w:type="spellEnd"/>
-      <w:r>
-        <w:t xml:space="preserve"> 754 </w:t>
-      </w:r>
-      <w:proofErr w:type="spellStart"/>
-      <w:r>
-        <w:t>test.txt</w:t>
-      </w:r>
-      <w:proofErr w:type="spellEnd"/>
-      <w:r>
-        <w:t xml:space="preserve"> 실행 후, 소유자(User), 그룹(Group), 기타(Others)가 가지는 권한을 각각 쓰시오.</w:t>
+        <w:t>Q10. (계산 문제) chmod 754 test.txt 실행 후, 소유자(User), 그룹(Group), 기타(Others)가 가지는 권한을 각각 쓰시오.</w:t>
       </w:r>
     </w:p>
     <w:p>
@@ -23781,17 +21513,8 @@
           <w:color w:val="1F4E79"/>
           <w:sz w:val="18"/>
         </w:rPr>
-        <w:t xml:space="preserve">: </w:t>
-      </w:r>
-      <w:proofErr w:type="spellStart"/>
-      <w:r>
-        <w:rPr>
-          <w:color w:val="1F4E79"/>
-          <w:sz w:val="18"/>
-        </w:rPr>
-        <w:t>rwx</w:t>
-      </w:r>
-      <w:proofErr w:type="spellEnd"/>
+        <w:t>: rwx</w:t>
+      </w:r>
       <w:r>
         <w:rPr>
           <w:color w:val="1F4E79"/>
@@ -23866,44 +21589,12 @@
         <w:t xml:space="preserve">파일 권한 </w:t>
       </w:r>
       <w:r>
-        <w:t>(</w:t>
-      </w:r>
-      <w:proofErr w:type="spellStart"/>
-      <w:r>
-        <w:t>rwx</w:t>
-      </w:r>
-      <w:proofErr w:type="spellEnd"/>
-      <w:r>
-        <w:t>)</w:t>
-      </w:r>
-    </w:p>
-    <w:p>
-      <w:r>
-        <w:t xml:space="preserve"> </w:t>
-      </w:r>
-      <w:proofErr w:type="spellStart"/>
-      <w:r>
-        <w:t>rwx</w:t>
-      </w:r>
-      <w:proofErr w:type="spellEnd"/>
-      <w:r>
-        <w:t xml:space="preserve"> </w:t>
-      </w:r>
-      <w:proofErr w:type="spellStart"/>
-      <w:r>
-        <w:t>rwx</w:t>
-      </w:r>
-      <w:proofErr w:type="spellEnd"/>
-      <w:r>
-        <w:t xml:space="preserve"> </w:t>
-      </w:r>
-      <w:proofErr w:type="spellStart"/>
-      <w:r>
-        <w:t>rwx</w:t>
-      </w:r>
-      <w:proofErr w:type="spellEnd"/>
-      <w:r>
-        <w:t xml:space="preserve"> = </w:t>
+        <w:t>(rwx)</w:t>
+      </w:r>
+    </w:p>
+    <w:p>
+      <w:r>
+        <w:t xml:space="preserve"> rwx rwx rwx = </w:t>
       </w:r>
       <w:r>
         <w:rPr>
@@ -23972,10 +21663,7 @@
         <w:t xml:space="preserve"> = 1</w:t>
       </w:r>
     </w:p>
-    <w:p>
-      <w:bookmarkStart w:id="0" w:name="_GoBack"/>
-      <w:bookmarkEnd w:id="0"/>
-    </w:p>
+    <w:p/>
     <w:p>
       <w:pPr>
         <w:pStyle w:val="a4"/>
@@ -23991,41 +21679,28 @@
         <w:t>예:</w:t>
       </w:r>
       <w:r>
+        <w:t xml:space="preserve"> chmod 755 </w:t>
+      </w:r>
+      <w:r>
+        <w:rPr>
+          <w:rFonts w:hint="eastAsia"/>
+        </w:rPr>
+        <w:t xml:space="preserve">파일명 </w:t>
+      </w:r>
+      <w:r>
+        <w:sym w:font="Wingdings" w:char="F0E0"/>
+      </w:r>
+      <w:r>
         <w:t xml:space="preserve"> </w:t>
       </w:r>
-      <w:proofErr w:type="spellStart"/>
-      <w:r>
-        <w:t>chmod</w:t>
-      </w:r>
-      <w:proofErr w:type="spellEnd"/>
-      <w:r>
-        <w:t xml:space="preserve"> 755 </w:t>
-      </w:r>
       <w:r>
         <w:rPr>
           <w:rFonts w:hint="eastAsia"/>
         </w:rPr>
-        <w:t xml:space="preserve">파일명 </w:t>
-      </w:r>
-      <w:r>
-        <w:sym w:font="Wingdings" w:char="F0E0"/>
-      </w:r>
-      <w:r>
-        <w:t xml:space="preserve"> </w:t>
-      </w:r>
-      <w:r>
-        <w:rPr>
-          <w:rFonts w:hint="eastAsia"/>
-        </w:rPr>
         <w:t>소유자(</w:t>
       </w:r>
-      <w:proofErr w:type="spellStart"/>
-      <w:r>
-        <w:t>rwx</w:t>
-      </w:r>
-      <w:proofErr w:type="spellEnd"/>
-      <w:r>
-        <w:t xml:space="preserve">=7), </w:t>
+      <w:r>
+        <w:t xml:space="preserve">rwx=7), </w:t>
       </w:r>
       <w:r>
         <w:rPr>
@@ -24053,58 +21728,45 @@
           <w:ilvl w:val="0"/>
           <w:numId w:val="3"/>
         </w:numPr>
+      </w:pPr>
+      <w:r>
         <w:rPr>
           <w:rFonts w:hint="eastAsia"/>
         </w:rPr>
-      </w:pPr>
+        <w:t>예:</w:t>
+      </w:r>
+      <w:r>
+        <w:t xml:space="preserve"> </w:t>
+      </w:r>
       <w:r>
         <w:rPr>
           <w:rFonts w:hint="eastAsia"/>
         </w:rPr>
-        <w:t>예:</w:t>
+        <w:t>c</w:t>
+      </w:r>
+      <w:r>
+        <w:t xml:space="preserve">hmod 644 </w:t>
+      </w:r>
+      <w:r>
+        <w:rPr>
+          <w:rFonts w:hint="eastAsia"/>
+        </w:rPr>
+        <w:t xml:space="preserve">파일명 </w:t>
+      </w:r>
+      <w:r>
+        <w:sym w:font="Wingdings" w:char="F0E0"/>
       </w:r>
       <w:r>
         <w:t xml:space="preserve"> </w:t>
       </w:r>
-      <w:proofErr w:type="spellStart"/>
       <w:r>
         <w:rPr>
           <w:rFonts w:hint="eastAsia"/>
         </w:rPr>
-        <w:t>c</w:t>
-      </w:r>
-      <w:r>
-        <w:t>hmod</w:t>
-      </w:r>
-      <w:proofErr w:type="spellEnd"/>
-      <w:r>
-        <w:t xml:space="preserve"> 644 </w:t>
-      </w:r>
-      <w:r>
-        <w:rPr>
-          <w:rFonts w:hint="eastAsia"/>
-        </w:rPr>
-        <w:t xml:space="preserve">파일명 </w:t>
-      </w:r>
-      <w:r>
-        <w:sym w:font="Wingdings" w:char="F0E0"/>
-      </w:r>
-      <w:r>
-        <w:t xml:space="preserve"> </w:t>
-      </w:r>
-      <w:r>
-        <w:rPr>
-          <w:rFonts w:hint="eastAsia"/>
-        </w:rPr>
         <w:t>소유자(</w:t>
       </w:r>
-      <w:proofErr w:type="spellStart"/>
-      <w:r>
-        <w:t>rw</w:t>
-      </w:r>
-      <w:proofErr w:type="spellEnd"/>
-      <w:r>
-        <w:t xml:space="preserve">-=6), </w:t>
+      <w:r>
+        <w:t xml:space="preserve">rw-=6), </w:t>
       </w:r>
       <w:r>
         <w:rPr>
@@ -24163,20 +21825,8 @@
           <w:szCs w:val="28"/>
         </w:rPr>
         <w:lastRenderedPageBreak/>
-        <w:t xml:space="preserve">[12과목] 제품 소프트웨어 </w:t>
-      </w:r>
-      <w:proofErr w:type="spellStart"/>
-      <w:r>
-        <w:rPr>
-          <w:b/>
-          <w:bCs/>
-          <w:color w:val="1F4E79"/>
-          <w:sz w:val="28"/>
-          <w:szCs w:val="28"/>
-        </w:rPr>
-        <w:t>패키징</w:t>
-      </w:r>
-      <w:proofErr w:type="spellEnd"/>
+        <w:t>[12과목] 제품 소프트웨어 패키징</w:t>
+      </w:r>
     </w:p>
     <w:p>
       <w:pPr>
@@ -24436,15 +22086,7 @@
         <w:spacing w:before="200" w:after="100"/>
       </w:pPr>
       <w:r>
-        <w:t xml:space="preserve">Q3. 저작권자의 정보를 숨겨서 삽입하는 기술을 </w:t>
-      </w:r>
-      <w:proofErr w:type="gramStart"/>
-      <w:r>
-        <w:t>( ①</w:t>
-      </w:r>
-      <w:proofErr w:type="gramEnd"/>
-      <w:r>
-        <w:t xml:space="preserve"> )이라 하고, 구매자(사용자)의 정보를 삽입하여 불법 배포자를 추적하는 기술을 ( ② )라 한다.</w:t>
+        <w:t>Q3. 저작권자의 정보를 숨겨서 삽입하는 기술을 ( ① )이라 하고, 구매자(사용자)의 정보를 삽입하여 불법 배포자를 추적하는 기술을 ( ② )라 한다.</w:t>
       </w:r>
     </w:p>
     <w:p>
@@ -24491,15 +22133,7 @@
         <w:spacing w:before="200" w:after="100"/>
       </w:pPr>
       <w:r>
-        <w:t xml:space="preserve">Q4. 파생 저작물에도 동일한 라이선스를 적용하도록 요구하는 카피레프트 개념이 가장 강한 라이선스는 </w:t>
-      </w:r>
-      <w:proofErr w:type="gramStart"/>
-      <w:r>
-        <w:t>( ①</w:t>
-      </w:r>
-      <w:proofErr w:type="gramEnd"/>
-      <w:r>
-        <w:t xml:space="preserve"> )이고, 수정한 소스 코드의 공개 의무는 없지만 수정 사항 안내 의무가 있는 라이선스는 ( ② )이다.</w:t>
+        <w:t>Q4. 파생 저작물에도 동일한 라이선스를 적용하도록 요구하는 카피레프트 개념이 가장 강한 라이선스는 ( ① )이고, 수정한 소스 코드의 공개 의무는 없지만 수정 사항 안내 의무가 있는 라이선스는 ( ② )이다.</w:t>
       </w:r>
     </w:p>
     <w:p>
@@ -24698,11 +22332,6 @@
             </w:tcMar>
           </w:tcPr>
           <w:p>
-            <w:pPr>
-              <w:rPr>
-                <w:rFonts w:hint="eastAsia"/>
-              </w:rPr>
-            </w:pPr>
             <w:r>
               <w:rPr>
                 <w:rFonts w:hint="eastAsia"/>
@@ -24849,15 +22478,7 @@
       </w:pPr>
       <w:r>
         <w:lastRenderedPageBreak/>
-        <w:t xml:space="preserve">Q7. Git에서 원격 저장소의 최신 변경 사항을 로컬로 가져오되 자동으로 병합(Merge)까지 수행하는 명령어는 </w:t>
-      </w:r>
-      <w:proofErr w:type="gramStart"/>
-      <w:r>
-        <w:t>( ①</w:t>
-      </w:r>
-      <w:proofErr w:type="gramEnd"/>
-      <w:r>
-        <w:t xml:space="preserve"> )이고, 변경 사항을 가져오기만 하고 병합은 수행하지 않는 명령어는 ( ② )이다.</w:t>
+        <w:t>Q7. Git에서 원격 저장소의 최신 변경 사항을 로컬로 가져오되 자동으로 병합(Merge)까지 수행하는 명령어는 ( ① )이고, 변경 사항을 가져오기만 하고 병합은 수행하지 않는 명령어는 ( ② )이다.</w:t>
       </w:r>
     </w:p>
     <w:p>
@@ -25226,7 +22847,7 @@
         <w:sz w:val="16"/>
         <w:szCs w:val="16"/>
       </w:rPr>
-      <w:t>31</w:t>
+      <w:t>3</w:t>
     </w:r>
     <w:r>
       <w:rPr>
